--- a/docs/cn/design/07_基本设计书_法律应对指引.docx
+++ b/docs/cn/design/07_基本设计书_法律应对指引.docx
@@ -296,7 +296,7 @@
         <w:rPr>
           <w:rFonts w:ascii="Microsoft YaHei" w:eastAsia="Microsoft YaHei" w:hAnsi="Microsoft YaHei"/>
         </w:rPr>
-        <w:t xml:space="preserve">承接的决定如下表（设计计划书第2版的决定、待调查、未决，以及项目划分中发现的遗漏）。</w:t>
+        <w:t xml:space="preserve">承接的决定如下表（设计计划书第2版的决定、待调查、未决，以及项目划分中发现的遗漏）。设计计划书的决定、待调查、未决的文字依第13章 1.2“从设计计划书的决定到概要设计书、基本设计的对应”与概要设计书的去向表（本章不转载，只载编号与项目划分中发现的遗漏）。</w:t>
       </w:r>
     </w:p>
     <w:tbl>
@@ -312,9 +312,9 @@
         </w:tblBorders>
       </w:tblPr>
       <w:tblGrid>
-        <w:gridCol w:w="1401"/>
-        <w:gridCol w:w="1868"/>
-        <w:gridCol w:w="6369"/>
+        <w:gridCol w:w="1127"/>
+        <w:gridCol w:w="3335"/>
+        <w:gridCol w:w="5176"/>
       </w:tblGrid>
       <w:tr>
         <w:trPr>
@@ -323,7 +323,7 @@
         </w:trPr>
         <w:tc>
           <w:tcPr>
-            <w:tcW w:type="dxa" w:w="1401"/>
+            <w:tcW w:type="dxa" w:w="1127"/>
             <w:tcBorders>
               <w:top w:val="single" w:color="A6B8D0" w:sz="4"/>
               <w:left w:val="single" w:color="A6B8D0" w:sz="4"/>
@@ -358,7 +358,7 @@
         </w:tc>
         <w:tc>
           <w:tcPr>
-            <w:tcW w:type="dxa" w:w="1868"/>
+            <w:tcW w:type="dxa" w:w="3335"/>
             <w:tcBorders>
               <w:top w:val="single" w:color="A6B8D0" w:sz="4"/>
               <w:left w:val="single" w:color="A6B8D0" w:sz="4"/>
@@ -393,7 +393,7 @@
         </w:tc>
         <w:tc>
           <w:tcPr>
-            <w:tcW w:type="dxa" w:w="6369"/>
+            <w:tcW w:type="dxa" w:w="5176"/>
             <w:tcBorders>
               <w:top w:val="single" w:color="A6B8D0" w:sz="4"/>
               <w:left w:val="single" w:color="A6B8D0" w:sz="4"/>
@@ -434,103 +434,103 @@
         </w:trPr>
         <w:tc>
           <w:tcPr>
-            <w:tcW w:type="dxa" w:w="1401"/>
-            <w:tcBorders>
-              <w:top w:val="single" w:color="A6B8D0" w:sz="4"/>
-              <w:left w:val="single" w:color="A6B8D0" w:sz="4"/>
-              <w:bottom w:val="single" w:color="A6B8D0" w:sz="4"/>
-              <w:right w:val="single" w:color="A6B8D0" w:sz="4"/>
-            </w:tcBorders>
-            <w:tcMar>
-              <w:top w:type="dxa" w:w="50"/>
-              <w:left w:type="dxa" w:w="90"/>
-              <w:bottom w:type="dxa" w:w="50"/>
-              <w:right w:type="dxa" w:w="90"/>
-            </w:tcMar>
-          </w:tcPr>
-          <w:p>
-            <w:pPr>
-              <w:keepNext/>
-              <w:keepLines/>
-              <w:spacing w:after="0" w:before="0" w:line="280"/>
-            </w:pPr>
-            <w:r>
-              <w:rPr>
-                <w:rFonts w:ascii="Microsoft YaHei" w:eastAsia="Microsoft YaHei" w:hAnsi="Microsoft YaHei"/>
-                <w:b w:val="false"/>
-                <w:bCs w:val="false"/>
-                <w:sz w:val="18"/>
-                <w:szCs w:val="18"/>
-              </w:rPr>
-              <w:t xml:space="preserve">D-2-6</w:t>
-            </w:r>
-          </w:p>
-        </w:tc>
-        <w:tc>
-          <w:tcPr>
-            <w:tcW w:type="dxa" w:w="1868"/>
-            <w:tcBorders>
-              <w:top w:val="single" w:color="A6B8D0" w:sz="4"/>
-              <w:left w:val="single" w:color="A6B8D0" w:sz="4"/>
-              <w:bottom w:val="single" w:color="A6B8D0" w:sz="4"/>
-              <w:right w:val="single" w:color="A6B8D0" w:sz="4"/>
-            </w:tcBorders>
-            <w:tcMar>
-              <w:top w:type="dxa" w:w="50"/>
-              <w:left w:type="dxa" w:w="90"/>
-              <w:bottom w:type="dxa" w:w="50"/>
-              <w:right w:type="dxa" w:w="90"/>
-            </w:tcMar>
-          </w:tcPr>
-          <w:p>
-            <w:pPr>
-              <w:keepNext/>
-              <w:keepLines/>
-              <w:spacing w:after="0" w:before="0" w:line="280"/>
-            </w:pPr>
-            <w:r>
-              <w:rPr>
-                <w:rFonts w:ascii="Microsoft YaHei" w:eastAsia="Microsoft YaHei" w:hAnsi="Microsoft YaHei"/>
-                <w:b w:val="false"/>
-                <w:bCs w:val="false"/>
-                <w:sz w:val="18"/>
-                <w:szCs w:val="18"/>
-              </w:rPr>
-              <w:t xml:space="preserve">决定</w:t>
-            </w:r>
-          </w:p>
-        </w:tc>
-        <w:tc>
-          <w:tcPr>
-            <w:tcW w:type="dxa" w:w="6369"/>
-            <w:tcBorders>
-              <w:top w:val="single" w:color="A6B8D0" w:sz="4"/>
-              <w:left w:val="single" w:color="A6B8D0" w:sz="4"/>
-              <w:bottom w:val="single" w:color="A6B8D0" w:sz="4"/>
-              <w:right w:val="single" w:color="A6B8D0" w:sz="4"/>
-            </w:tcBorders>
-            <w:tcMar>
-              <w:top w:type="dxa" w:w="50"/>
-              <w:left w:type="dxa" w:w="90"/>
-              <w:bottom w:type="dxa" w:w="50"/>
-              <w:right w:type="dxa" w:w="90"/>
-            </w:tcMar>
-          </w:tcPr>
-          <w:p>
-            <w:pPr>
-              <w:keepNext/>
-              <w:keepLines/>
-              <w:spacing w:after="0" w:before="0" w:line="280"/>
-            </w:pPr>
-            <w:r>
-              <w:rPr>
-                <w:rFonts w:ascii="Microsoft YaHei" w:eastAsia="Microsoft YaHei" w:hAnsi="Microsoft YaHei"/>
-                <w:b w:val="false"/>
-                <w:bCs w:val="false"/>
-                <w:sz w:val="18"/>
-                <w:szCs w:val="18"/>
-              </w:rPr>
-              <w:t xml:space="preserve">不进行法律程序的代理及法律判断</w:t>
+            <w:tcW w:type="dxa" w:w="1127"/>
+            <w:tcBorders>
+              <w:top w:val="single" w:color="A6B8D0" w:sz="4"/>
+              <w:left w:val="single" w:color="A6B8D0" w:sz="4"/>
+              <w:bottom w:val="single" w:color="A6B8D0" w:sz="4"/>
+              <w:right w:val="single" w:color="A6B8D0" w:sz="4"/>
+            </w:tcBorders>
+            <w:tcMar>
+              <w:top w:type="dxa" w:w="50"/>
+              <w:left w:type="dxa" w:w="90"/>
+              <w:bottom w:type="dxa" w:w="50"/>
+              <w:right w:type="dxa" w:w="90"/>
+            </w:tcMar>
+          </w:tcPr>
+          <w:p>
+            <w:pPr>
+              <w:keepNext/>
+              <w:keepLines/>
+              <w:spacing w:after="0" w:before="0" w:line="280"/>
+            </w:pPr>
+            <w:r>
+              <w:rPr>
+                <w:rFonts w:ascii="Microsoft YaHei" w:eastAsia="Microsoft YaHei" w:hAnsi="Microsoft YaHei"/>
+                <w:b w:val="false"/>
+                <w:bCs w:val="false"/>
+                <w:sz w:val="18"/>
+                <w:szCs w:val="18"/>
+              </w:rPr>
+              <w:t xml:space="preserve">A-12</w:t>
+            </w:r>
+          </w:p>
+        </w:tc>
+        <w:tc>
+          <w:tcPr>
+            <w:tcW w:type="dxa" w:w="3335"/>
+            <w:tcBorders>
+              <w:top w:val="single" w:color="A6B8D0" w:sz="4"/>
+              <w:left w:val="single" w:color="A6B8D0" w:sz="4"/>
+              <w:bottom w:val="single" w:color="A6B8D0" w:sz="4"/>
+              <w:right w:val="single" w:color="A6B8D0" w:sz="4"/>
+            </w:tcBorders>
+            <w:tcMar>
+              <w:top w:type="dxa" w:w="50"/>
+              <w:left w:type="dxa" w:w="90"/>
+              <w:bottom w:type="dxa" w:w="50"/>
+              <w:right w:type="dxa" w:w="90"/>
+            </w:tcMar>
+          </w:tcPr>
+          <w:p>
+            <w:pPr>
+              <w:keepNext/>
+              <w:keepLines/>
+              <w:spacing w:after="0" w:before="0" w:line="280"/>
+            </w:pPr>
+            <w:r>
+              <w:rPr>
+                <w:rFonts w:ascii="Microsoft YaHei" w:eastAsia="Microsoft YaHei" w:hAnsi="Microsoft YaHei"/>
+                <w:b w:val="false"/>
+                <w:bCs w:val="false"/>
+                <w:sz w:val="18"/>
+                <w:szCs w:val="18"/>
+              </w:rPr>
+              <w:t xml:space="preserve">项目划分中发现的遗漏</w:t>
+            </w:r>
+          </w:p>
+        </w:tc>
+        <w:tc>
+          <w:tcPr>
+            <w:tcW w:type="dxa" w:w="5176"/>
+            <w:tcBorders>
+              <w:top w:val="single" w:color="A6B8D0" w:sz="4"/>
+              <w:left w:val="single" w:color="A6B8D0" w:sz="4"/>
+              <w:bottom w:val="single" w:color="A6B8D0" w:sz="4"/>
+              <w:right w:val="single" w:color="A6B8D0" w:sz="4"/>
+            </w:tcBorders>
+            <w:tcMar>
+              <w:top w:type="dxa" w:w="50"/>
+              <w:left w:type="dxa" w:w="90"/>
+              <w:bottom w:type="dxa" w:w="50"/>
+              <w:right w:type="dxa" w:w="90"/>
+            </w:tcMar>
+          </w:tcPr>
+          <w:p>
+            <w:pPr>
+              <w:keepNext/>
+              <w:keepLines/>
+              <w:spacing w:after="0" w:before="0" w:line="280"/>
+            </w:pPr>
+            <w:r>
+              <w:rPr>
+                <w:rFonts w:ascii="Microsoft YaHei" w:eastAsia="Microsoft YaHei" w:hAnsi="Microsoft YaHei"/>
+                <w:b w:val="false"/>
+                <w:bCs w:val="false"/>
+                <w:sz w:val="18"/>
+                <w:szCs w:val="18"/>
+              </w:rPr>
+              <w:t xml:space="preserve">企划草案第8节的共同应对、优先对象的处理</w:t>
             </w:r>
           </w:p>
         </w:tc>
@@ -542,103 +542,103 @@
         </w:trPr>
         <w:tc>
           <w:tcPr>
-            <w:tcW w:type="dxa" w:w="1401"/>
-            <w:tcBorders>
-              <w:top w:val="single" w:color="A6B8D0" w:sz="4"/>
-              <w:left w:val="single" w:color="A6B8D0" w:sz="4"/>
-              <w:bottom w:val="single" w:color="A6B8D0" w:sz="4"/>
-              <w:right w:val="single" w:color="A6B8D0" w:sz="4"/>
-            </w:tcBorders>
-            <w:tcMar>
-              <w:top w:type="dxa" w:w="50"/>
-              <w:left w:type="dxa" w:w="90"/>
-              <w:bottom w:type="dxa" w:w="50"/>
-              <w:right w:type="dxa" w:w="90"/>
-            </w:tcMar>
-          </w:tcPr>
-          <w:p>
-            <w:pPr>
-              <w:keepNext/>
-              <w:keepLines/>
-              <w:spacing w:after="0" w:before="0" w:line="280"/>
-            </w:pPr>
-            <w:r>
-              <w:rPr>
-                <w:rFonts w:ascii="Microsoft YaHei" w:eastAsia="Microsoft YaHei" w:hAnsi="Microsoft YaHei"/>
-                <w:b w:val="false"/>
-                <w:bCs w:val="false"/>
-                <w:sz w:val="18"/>
-                <w:szCs w:val="18"/>
-              </w:rPr>
-              <w:t xml:space="preserve">D-9-7</w:t>
-            </w:r>
-          </w:p>
-        </w:tc>
-        <w:tc>
-          <w:tcPr>
-            <w:tcW w:type="dxa" w:w="1868"/>
-            <w:tcBorders>
-              <w:top w:val="single" w:color="A6B8D0" w:sz="4"/>
-              <w:left w:val="single" w:color="A6B8D0" w:sz="4"/>
-              <w:bottom w:val="single" w:color="A6B8D0" w:sz="4"/>
-              <w:right w:val="single" w:color="A6B8D0" w:sz="4"/>
-            </w:tcBorders>
-            <w:tcMar>
-              <w:top w:type="dxa" w:w="50"/>
-              <w:left w:type="dxa" w:w="90"/>
-              <w:bottom w:type="dxa" w:w="50"/>
-              <w:right w:type="dxa" w:w="90"/>
-            </w:tcMar>
-          </w:tcPr>
-          <w:p>
-            <w:pPr>
-              <w:keepNext/>
-              <w:keepLines/>
-              <w:spacing w:after="0" w:before="0" w:line="280"/>
-            </w:pPr>
-            <w:r>
-              <w:rPr>
-                <w:rFonts w:ascii="Microsoft YaHei" w:eastAsia="Microsoft YaHei" w:hAnsi="Microsoft YaHei"/>
-                <w:b w:val="false"/>
-                <w:bCs w:val="false"/>
-                <w:sz w:val="18"/>
-                <w:szCs w:val="18"/>
-              </w:rPr>
-              <w:t xml:space="preserve">决定</w:t>
-            </w:r>
-          </w:p>
-        </w:tc>
-        <w:tc>
-          <w:tcPr>
-            <w:tcW w:type="dxa" w:w="6369"/>
-            <w:tcBorders>
-              <w:top w:val="single" w:color="A6B8D0" w:sz="4"/>
-              <w:left w:val="single" w:color="A6B8D0" w:sz="4"/>
-              <w:bottom w:val="single" w:color="A6B8D0" w:sz="4"/>
-              <w:right w:val="single" w:color="A6B8D0" w:sz="4"/>
-            </w:tcBorders>
-            <w:tcMar>
-              <w:top w:type="dxa" w:w="50"/>
-              <w:left w:type="dxa" w:w="90"/>
-              <w:bottom w:type="dxa" w:w="50"/>
-              <w:right w:type="dxa" w:w="90"/>
-            </w:tcMar>
-          </w:tcPr>
-          <w:p>
-            <w:pPr>
-              <w:keepNext/>
-              <w:keepLines/>
-              <w:spacing w:after="0" w:before="0" w:line="280"/>
-            </w:pPr>
-            <w:r>
-              <w:rPr>
-                <w:rFonts w:ascii="Microsoft YaHei" w:eastAsia="Microsoft YaHei" w:hAnsi="Microsoft YaHei"/>
-                <w:b w:val="false"/>
-                <w:bCs w:val="false"/>
-                <w:sz w:val="18"/>
-                <w:szCs w:val="18"/>
-              </w:rPr>
-              <w:t xml:space="preserve">服务器的所在按通过调查可以查明处理，无法查明时放弃</w:t>
+            <w:tcW w:type="dxa" w:w="1127"/>
+            <w:tcBorders>
+              <w:top w:val="single" w:color="A6B8D0" w:sz="4"/>
+              <w:left w:val="single" w:color="A6B8D0" w:sz="4"/>
+              <w:bottom w:val="single" w:color="A6B8D0" w:sz="4"/>
+              <w:right w:val="single" w:color="A6B8D0" w:sz="4"/>
+            </w:tcBorders>
+            <w:tcMar>
+              <w:top w:type="dxa" w:w="50"/>
+              <w:left w:type="dxa" w:w="90"/>
+              <w:bottom w:type="dxa" w:w="50"/>
+              <w:right w:type="dxa" w:w="90"/>
+            </w:tcMar>
+          </w:tcPr>
+          <w:p>
+            <w:pPr>
+              <w:keepNext/>
+              <w:keepLines/>
+              <w:spacing w:after="0" w:before="0" w:line="280"/>
+            </w:pPr>
+            <w:r>
+              <w:rPr>
+                <w:rFonts w:ascii="Microsoft YaHei" w:eastAsia="Microsoft YaHei" w:hAnsi="Microsoft YaHei"/>
+                <w:b w:val="false"/>
+                <w:bCs w:val="false"/>
+                <w:sz w:val="18"/>
+                <w:szCs w:val="18"/>
+              </w:rPr>
+              <w:t xml:space="preserve">A-16</w:t>
+            </w:r>
+          </w:p>
+        </w:tc>
+        <w:tc>
+          <w:tcPr>
+            <w:tcW w:type="dxa" w:w="3335"/>
+            <w:tcBorders>
+              <w:top w:val="single" w:color="A6B8D0" w:sz="4"/>
+              <w:left w:val="single" w:color="A6B8D0" w:sz="4"/>
+              <w:bottom w:val="single" w:color="A6B8D0" w:sz="4"/>
+              <w:right w:val="single" w:color="A6B8D0" w:sz="4"/>
+            </w:tcBorders>
+            <w:tcMar>
+              <w:top w:type="dxa" w:w="50"/>
+              <w:left w:type="dxa" w:w="90"/>
+              <w:bottom w:type="dxa" w:w="50"/>
+              <w:right w:type="dxa" w:w="90"/>
+            </w:tcMar>
+          </w:tcPr>
+          <w:p>
+            <w:pPr>
+              <w:keepNext/>
+              <w:keepLines/>
+              <w:spacing w:after="0" w:before="0" w:line="280"/>
+            </w:pPr>
+            <w:r>
+              <w:rPr>
+                <w:rFonts w:ascii="Microsoft YaHei" w:eastAsia="Microsoft YaHei" w:hAnsi="Microsoft YaHei"/>
+                <w:b w:val="false"/>
+                <w:bCs w:val="false"/>
+                <w:sz w:val="18"/>
+                <w:szCs w:val="18"/>
+              </w:rPr>
+              <w:t xml:space="preserve">项目划分中发现的遗漏</w:t>
+            </w:r>
+          </w:p>
+        </w:tc>
+        <w:tc>
+          <w:tcPr>
+            <w:tcW w:type="dxa" w:w="5176"/>
+            <w:tcBorders>
+              <w:top w:val="single" w:color="A6B8D0" w:sz="4"/>
+              <w:left w:val="single" w:color="A6B8D0" w:sz="4"/>
+              <w:bottom w:val="single" w:color="A6B8D0" w:sz="4"/>
+              <w:right w:val="single" w:color="A6B8D0" w:sz="4"/>
+            </w:tcBorders>
+            <w:tcMar>
+              <w:top w:type="dxa" w:w="50"/>
+              <w:left w:type="dxa" w:w="90"/>
+              <w:bottom w:type="dxa" w:w="50"/>
+              <w:right w:type="dxa" w:w="90"/>
+            </w:tcMar>
+          </w:tcPr>
+          <w:p>
+            <w:pPr>
+              <w:keepNext/>
+              <w:keepLines/>
+              <w:spacing w:after="0" w:before="0" w:line="280"/>
+            </w:pPr>
+            <w:r>
+              <w:rPr>
+                <w:rFonts w:ascii="Microsoft YaHei" w:eastAsia="Microsoft YaHei" w:hAnsi="Microsoft YaHei"/>
+                <w:b w:val="false"/>
+                <w:bCs w:val="false"/>
+                <w:sz w:val="18"/>
+                <w:szCs w:val="18"/>
+              </w:rPr>
+              <w:t xml:space="preserve">非律师执业（由法务处理）</w:t>
             </w:r>
           </w:p>
         </w:tc>
@@ -650,381 +650,57 @@
         </w:trPr>
         <w:tc>
           <w:tcPr>
-            <w:tcW w:type="dxa" w:w="1401"/>
-            <w:tcBorders>
-              <w:top w:val="single" w:color="A6B8D0" w:sz="4"/>
-              <w:left w:val="single" w:color="A6B8D0" w:sz="4"/>
-              <w:bottom w:val="single" w:color="A6B8D0" w:sz="4"/>
-              <w:right w:val="single" w:color="A6B8D0" w:sz="4"/>
-            </w:tcBorders>
-            <w:tcMar>
-              <w:top w:type="dxa" w:w="50"/>
-              <w:left w:type="dxa" w:w="90"/>
-              <w:bottom w:type="dxa" w:w="50"/>
-              <w:right w:type="dxa" w:w="90"/>
-            </w:tcMar>
-          </w:tcPr>
-          <w:p>
-            <w:pPr>
-              <w:keepNext/>
-              <w:keepLines/>
-              <w:spacing w:after="0" w:before="0" w:line="280"/>
-            </w:pPr>
-            <w:r>
-              <w:rPr>
-                <w:rFonts w:ascii="Microsoft YaHei" w:eastAsia="Microsoft YaHei" w:hAnsi="Microsoft YaHei"/>
-                <w:b w:val="false"/>
-                <w:bCs w:val="false"/>
-                <w:sz w:val="18"/>
-                <w:szCs w:val="18"/>
-              </w:rPr>
-              <w:t xml:space="preserve">D-11-1</w:t>
-            </w:r>
-          </w:p>
-        </w:tc>
-        <w:tc>
-          <w:tcPr>
-            <w:tcW w:type="dxa" w:w="1868"/>
-            <w:tcBorders>
-              <w:top w:val="single" w:color="A6B8D0" w:sz="4"/>
-              <w:left w:val="single" w:color="A6B8D0" w:sz="4"/>
-              <w:bottom w:val="single" w:color="A6B8D0" w:sz="4"/>
-              <w:right w:val="single" w:color="A6B8D0" w:sz="4"/>
-            </w:tcBorders>
-            <w:tcMar>
-              <w:top w:type="dxa" w:w="50"/>
-              <w:left w:type="dxa" w:w="90"/>
-              <w:bottom w:type="dxa" w:w="50"/>
-              <w:right w:type="dxa" w:w="90"/>
-            </w:tcMar>
-          </w:tcPr>
-          <w:p>
-            <w:pPr>
-              <w:keepNext/>
-              <w:keepLines/>
-              <w:spacing w:after="0" w:before="0" w:line="280"/>
-            </w:pPr>
-            <w:r>
-              <w:rPr>
-                <w:rFonts w:ascii="Microsoft YaHei" w:eastAsia="Microsoft YaHei" w:hAnsi="Microsoft YaHei"/>
-                <w:b w:val="false"/>
-                <w:bCs w:val="false"/>
-                <w:sz w:val="18"/>
-                <w:szCs w:val="18"/>
-              </w:rPr>
-              <w:t xml:space="preserve">决定</w:t>
-            </w:r>
-          </w:p>
-        </w:tc>
-        <w:tc>
-          <w:tcPr>
-            <w:tcW w:type="dxa" w:w="6369"/>
-            <w:tcBorders>
-              <w:top w:val="single" w:color="A6B8D0" w:sz="4"/>
-              <w:left w:val="single" w:color="A6B8D0" w:sz="4"/>
-              <w:bottom w:val="single" w:color="A6B8D0" w:sz="4"/>
-              <w:right w:val="single" w:color="A6B8D0" w:sz="4"/>
-            </w:tcBorders>
-            <w:tcMar>
-              <w:top w:type="dxa" w:w="50"/>
-              <w:left w:type="dxa" w:w="90"/>
-              <w:bottom w:type="dxa" w:w="50"/>
-              <w:right w:type="dxa" w:w="90"/>
-            </w:tcMar>
-          </w:tcPr>
-          <w:p>
-            <w:pPr>
-              <w:keepNext/>
-              <w:keepLines/>
-              <w:spacing w:after="0" w:before="0" w:line="280"/>
-            </w:pPr>
-            <w:r>
-              <w:rPr>
-                <w:rFonts w:ascii="Microsoft YaHei" w:eastAsia="Microsoft YaHei" w:hAnsi="Microsoft YaHei"/>
-                <w:b w:val="false"/>
-                <w:bCs w:val="false"/>
-                <w:sz w:val="18"/>
-                <w:szCs w:val="18"/>
-              </w:rPr>
-              <w:t xml:space="preserve">不判断如何追究侵权</w:t>
-            </w:r>
-          </w:p>
-        </w:tc>
-      </w:tr>
-      <w:tr>
-        <w:trPr>
-          <w:cantSplit/>
-          <w:tblHeader w:val="off"/>
-        </w:trPr>
-        <w:tc>
-          <w:tcPr>
-            <w:tcW w:type="dxa" w:w="1401"/>
-            <w:tcBorders>
-              <w:top w:val="single" w:color="A6B8D0" w:sz="4"/>
-              <w:left w:val="single" w:color="A6B8D0" w:sz="4"/>
-              <w:bottom w:val="single" w:color="A6B8D0" w:sz="4"/>
-              <w:right w:val="single" w:color="A6B8D0" w:sz="4"/>
-            </w:tcBorders>
-            <w:tcMar>
-              <w:top w:type="dxa" w:w="50"/>
-              <w:left w:type="dxa" w:w="90"/>
-              <w:bottom w:type="dxa" w:w="50"/>
-              <w:right w:type="dxa" w:w="90"/>
-            </w:tcMar>
-          </w:tcPr>
-          <w:p>
-            <w:pPr>
-              <w:keepNext/>
-              <w:keepLines/>
-              <w:spacing w:after="0" w:before="0" w:line="280"/>
-            </w:pPr>
-            <w:r>
-              <w:rPr>
-                <w:rFonts w:ascii="Microsoft YaHei" w:eastAsia="Microsoft YaHei" w:hAnsi="Microsoft YaHei"/>
-                <w:b w:val="false"/>
-                <w:bCs w:val="false"/>
-                <w:sz w:val="18"/>
-                <w:szCs w:val="18"/>
-              </w:rPr>
-              <w:t xml:space="preserve">D-11-2</w:t>
-            </w:r>
-          </w:p>
-        </w:tc>
-        <w:tc>
-          <w:tcPr>
-            <w:tcW w:type="dxa" w:w="1868"/>
-            <w:tcBorders>
-              <w:top w:val="single" w:color="A6B8D0" w:sz="4"/>
-              <w:left w:val="single" w:color="A6B8D0" w:sz="4"/>
-              <w:bottom w:val="single" w:color="A6B8D0" w:sz="4"/>
-              <w:right w:val="single" w:color="A6B8D0" w:sz="4"/>
-            </w:tcBorders>
-            <w:tcMar>
-              <w:top w:type="dxa" w:w="50"/>
-              <w:left w:type="dxa" w:w="90"/>
-              <w:bottom w:type="dxa" w:w="50"/>
-              <w:right w:type="dxa" w:w="90"/>
-            </w:tcMar>
-          </w:tcPr>
-          <w:p>
-            <w:pPr>
-              <w:keepNext/>
-              <w:keepLines/>
-              <w:spacing w:after="0" w:before="0" w:line="280"/>
-            </w:pPr>
-            <w:r>
-              <w:rPr>
-                <w:rFonts w:ascii="Microsoft YaHei" w:eastAsia="Microsoft YaHei" w:hAnsi="Microsoft YaHei"/>
-                <w:b w:val="false"/>
-                <w:bCs w:val="false"/>
-                <w:sz w:val="18"/>
-                <w:szCs w:val="18"/>
-              </w:rPr>
-              <w:t xml:space="preserve">决定</w:t>
-            </w:r>
-          </w:p>
-        </w:tc>
-        <w:tc>
-          <w:tcPr>
-            <w:tcW w:type="dxa" w:w="6369"/>
-            <w:tcBorders>
-              <w:top w:val="single" w:color="A6B8D0" w:sz="4"/>
-              <w:left w:val="single" w:color="A6B8D0" w:sz="4"/>
-              <w:bottom w:val="single" w:color="A6B8D0" w:sz="4"/>
-              <w:right w:val="single" w:color="A6B8D0" w:sz="4"/>
-            </w:tcBorders>
-            <w:tcMar>
-              <w:top w:type="dxa" w:w="50"/>
-              <w:left w:type="dxa" w:w="90"/>
-              <w:bottom w:type="dxa" w:w="50"/>
-              <w:right w:type="dxa" w:w="90"/>
-            </w:tcMar>
-          </w:tcPr>
-          <w:p>
-            <w:pPr>
-              <w:keepNext/>
-              <w:keepLines/>
-              <w:spacing w:after="0" w:before="0" w:line="280"/>
-            </w:pPr>
-            <w:r>
-              <w:rPr>
-                <w:rFonts w:ascii="Microsoft YaHei" w:eastAsia="Microsoft YaHei" w:hAnsi="Microsoft YaHei"/>
-                <w:b w:val="false"/>
-                <w:bCs w:val="false"/>
-                <w:sz w:val="18"/>
-                <w:szCs w:val="18"/>
-              </w:rPr>
-              <w:t xml:space="preserve">将窗口、发送文本的范例及各国法律的参照处作为指引提示</w:t>
-            </w:r>
-          </w:p>
-        </w:tc>
-      </w:tr>
-      <w:tr>
-        <w:trPr>
-          <w:cantSplit/>
-          <w:tblHeader w:val="off"/>
-        </w:trPr>
-        <w:tc>
-          <w:tcPr>
-            <w:tcW w:type="dxa" w:w="1401"/>
-            <w:tcBorders>
-              <w:top w:val="single" w:color="A6B8D0" w:sz="4"/>
-              <w:left w:val="single" w:color="A6B8D0" w:sz="4"/>
-              <w:bottom w:val="single" w:color="A6B8D0" w:sz="4"/>
-              <w:right w:val="single" w:color="A6B8D0" w:sz="4"/>
-            </w:tcBorders>
-            <w:tcMar>
-              <w:top w:type="dxa" w:w="50"/>
-              <w:left w:type="dxa" w:w="90"/>
-              <w:bottom w:type="dxa" w:w="50"/>
-              <w:right w:type="dxa" w:w="90"/>
-            </w:tcMar>
-          </w:tcPr>
-          <w:p>
-            <w:pPr>
-              <w:keepNext/>
-              <w:keepLines/>
-              <w:spacing w:after="0" w:before="0" w:line="280"/>
-            </w:pPr>
-            <w:r>
-              <w:rPr>
-                <w:rFonts w:ascii="Microsoft YaHei" w:eastAsia="Microsoft YaHei" w:hAnsi="Microsoft YaHei"/>
-                <w:b w:val="false"/>
-                <w:bCs w:val="false"/>
-                <w:sz w:val="18"/>
-                <w:szCs w:val="18"/>
-              </w:rPr>
-              <w:t xml:space="preserve">D-11-3</w:t>
-            </w:r>
-          </w:p>
-        </w:tc>
-        <w:tc>
-          <w:tcPr>
-            <w:tcW w:type="dxa" w:w="1868"/>
-            <w:tcBorders>
-              <w:top w:val="single" w:color="A6B8D0" w:sz="4"/>
-              <w:left w:val="single" w:color="A6B8D0" w:sz="4"/>
-              <w:bottom w:val="single" w:color="A6B8D0" w:sz="4"/>
-              <w:right w:val="single" w:color="A6B8D0" w:sz="4"/>
-            </w:tcBorders>
-            <w:tcMar>
-              <w:top w:type="dxa" w:w="50"/>
-              <w:left w:type="dxa" w:w="90"/>
-              <w:bottom w:type="dxa" w:w="50"/>
-              <w:right w:type="dxa" w:w="90"/>
-            </w:tcMar>
-          </w:tcPr>
-          <w:p>
-            <w:pPr>
-              <w:keepNext/>
-              <w:keepLines/>
-              <w:spacing w:after="0" w:before="0" w:line="280"/>
-            </w:pPr>
-            <w:r>
-              <w:rPr>
-                <w:rFonts w:ascii="Microsoft YaHei" w:eastAsia="Microsoft YaHei" w:hAnsi="Microsoft YaHei"/>
-                <w:b w:val="false"/>
-                <w:bCs w:val="false"/>
-                <w:sz w:val="18"/>
-                <w:szCs w:val="18"/>
-              </w:rPr>
-              <w:t xml:space="preserve">决定</w:t>
-            </w:r>
-          </w:p>
-        </w:tc>
-        <w:tc>
-          <w:tcPr>
-            <w:tcW w:type="dxa" w:w="6369"/>
-            <w:tcBorders>
-              <w:top w:val="single" w:color="A6B8D0" w:sz="4"/>
-              <w:left w:val="single" w:color="A6B8D0" w:sz="4"/>
-              <w:bottom w:val="single" w:color="A6B8D0" w:sz="4"/>
-              <w:right w:val="single" w:color="A6B8D0" w:sz="4"/>
-            </w:tcBorders>
-            <w:tcMar>
-              <w:top w:type="dxa" w:w="50"/>
-              <w:left w:type="dxa" w:w="90"/>
-              <w:bottom w:type="dxa" w:w="50"/>
-              <w:right w:type="dxa" w:w="90"/>
-            </w:tcMar>
-          </w:tcPr>
-          <w:p>
-            <w:pPr>
-              <w:keepNext/>
-              <w:keepLines/>
-              <w:spacing w:after="0" w:before="0" w:line="280"/>
-            </w:pPr>
-            <w:r>
-              <w:rPr>
-                <w:rFonts w:ascii="Microsoft YaHei" w:eastAsia="Microsoft YaHei" w:hAnsi="Microsoft YaHei"/>
-                <w:b w:val="false"/>
-                <w:bCs w:val="false"/>
-                <w:sz w:val="18"/>
-                <w:szCs w:val="18"/>
-              </w:rPr>
-              <w:t xml:space="preserve">各国法律以“所有”国家的框架作为参照处积累，并随每次实现补充</w:t>
-            </w:r>
-          </w:p>
-        </w:tc>
-      </w:tr>
-      <w:tr>
-        <w:trPr>
-          <w:cantSplit/>
-          <w:tblHeader w:val="off"/>
-        </w:trPr>
-        <w:tc>
-          <w:tcPr>
-            <w:tcW w:type="dxa" w:w="1401"/>
-            <w:tcBorders>
-              <w:top w:val="single" w:color="A6B8D0" w:sz="4"/>
-              <w:left w:val="single" w:color="A6B8D0" w:sz="4"/>
-              <w:bottom w:val="single" w:color="A6B8D0" w:sz="4"/>
-              <w:right w:val="single" w:color="A6B8D0" w:sz="4"/>
-            </w:tcBorders>
-            <w:tcMar>
-              <w:top w:type="dxa" w:w="50"/>
-              <w:left w:type="dxa" w:w="90"/>
-              <w:bottom w:type="dxa" w:w="50"/>
-              <w:right w:type="dxa" w:w="90"/>
-            </w:tcMar>
-          </w:tcPr>
-          <w:p>
-            <w:pPr>
-              <w:keepNext/>
-              <w:keepLines/>
-              <w:spacing w:after="0" w:before="0" w:line="280"/>
-            </w:pPr>
-            <w:r>
-              <w:rPr>
-                <w:rFonts w:ascii="Microsoft YaHei" w:eastAsia="Microsoft YaHei" w:hAnsi="Microsoft YaHei"/>
-                <w:b w:val="false"/>
-                <w:bCs w:val="false"/>
-                <w:sz w:val="18"/>
-                <w:szCs w:val="18"/>
-              </w:rPr>
-              <w:t xml:space="preserve">A-12</w:t>
-            </w:r>
-          </w:p>
-        </w:tc>
-        <w:tc>
-          <w:tcPr>
-            <w:tcW w:type="dxa" w:w="1868"/>
-            <w:tcBorders>
-              <w:top w:val="single" w:color="A6B8D0" w:sz="4"/>
-              <w:left w:val="single" w:color="A6B8D0" w:sz="4"/>
-              <w:bottom w:val="single" w:color="A6B8D0" w:sz="4"/>
-              <w:right w:val="single" w:color="A6B8D0" w:sz="4"/>
-            </w:tcBorders>
-            <w:tcMar>
-              <w:top w:type="dxa" w:w="50"/>
-              <w:left w:type="dxa" w:w="90"/>
-              <w:bottom w:type="dxa" w:w="50"/>
-              <w:right w:type="dxa" w:w="90"/>
-            </w:tcMar>
-          </w:tcPr>
-          <w:p>
-            <w:pPr>
-              <w:keepNext/>
+            <w:tcW w:type="dxa" w:w="1127"/>
+            <w:tcBorders>
+              <w:top w:val="single" w:color="A6B8D0" w:sz="4"/>
+              <w:left w:val="single" w:color="A6B8D0" w:sz="4"/>
+              <w:bottom w:val="single" w:color="A6B8D0" w:sz="4"/>
+              <w:right w:val="single" w:color="A6B8D0" w:sz="4"/>
+            </w:tcBorders>
+            <w:tcMar>
+              <w:top w:type="dxa" w:w="50"/>
+              <w:left w:type="dxa" w:w="90"/>
+              <w:bottom w:type="dxa" w:w="50"/>
+              <w:right w:type="dxa" w:w="90"/>
+            </w:tcMar>
+          </w:tcPr>
+          <w:p>
+            <w:pPr>
+              <w:keepNext w:val="false"/>
+              <w:keepLines/>
+              <w:spacing w:after="0" w:before="0" w:line="280"/>
+            </w:pPr>
+            <w:r>
+              <w:rPr>
+                <w:rFonts w:ascii="Microsoft YaHei" w:eastAsia="Microsoft YaHei" w:hAnsi="Microsoft YaHei"/>
+                <w:b w:val="false"/>
+                <w:bCs w:val="false"/>
+                <w:sz w:val="18"/>
+                <w:szCs w:val="18"/>
+              </w:rPr>
+              <w:t xml:space="preserve">A-21</w:t>
+            </w:r>
+          </w:p>
+        </w:tc>
+        <w:tc>
+          <w:tcPr>
+            <w:tcW w:type="dxa" w:w="3335"/>
+            <w:tcBorders>
+              <w:top w:val="single" w:color="A6B8D0" w:sz="4"/>
+              <w:left w:val="single" w:color="A6B8D0" w:sz="4"/>
+              <w:bottom w:val="single" w:color="A6B8D0" w:sz="4"/>
+              <w:right w:val="single" w:color="A6B8D0" w:sz="4"/>
+            </w:tcBorders>
+            <w:tcMar>
+              <w:top w:type="dxa" w:w="50"/>
+              <w:left w:type="dxa" w:w="90"/>
+              <w:bottom w:type="dxa" w:w="50"/>
+              <w:right w:type="dxa" w:w="90"/>
+            </w:tcMar>
+          </w:tcPr>
+          <w:p>
+            <w:pPr>
+              <w:keepNext w:val="false"/>
               <w:keepLines/>
               <w:spacing w:after="0" w:before="0" w:line="280"/>
             </w:pPr>
@@ -1042,223 +718,7 @@
         </w:tc>
         <w:tc>
           <w:tcPr>
-            <w:tcW w:type="dxa" w:w="6369"/>
-            <w:tcBorders>
-              <w:top w:val="single" w:color="A6B8D0" w:sz="4"/>
-              <w:left w:val="single" w:color="A6B8D0" w:sz="4"/>
-              <w:bottom w:val="single" w:color="A6B8D0" w:sz="4"/>
-              <w:right w:val="single" w:color="A6B8D0" w:sz="4"/>
-            </w:tcBorders>
-            <w:tcMar>
-              <w:top w:type="dxa" w:w="50"/>
-              <w:left w:type="dxa" w:w="90"/>
-              <w:bottom w:type="dxa" w:w="50"/>
-              <w:right w:type="dxa" w:w="90"/>
-            </w:tcMar>
-          </w:tcPr>
-          <w:p>
-            <w:pPr>
-              <w:keepNext/>
-              <w:keepLines/>
-              <w:spacing w:after="0" w:before="0" w:line="280"/>
-            </w:pPr>
-            <w:r>
-              <w:rPr>
-                <w:rFonts w:ascii="Microsoft YaHei" w:eastAsia="Microsoft YaHei" w:hAnsi="Microsoft YaHei"/>
-                <w:b w:val="false"/>
-                <w:bCs w:val="false"/>
-                <w:sz w:val="18"/>
-                <w:szCs w:val="18"/>
-              </w:rPr>
-              <w:t xml:space="preserve">企划草案第8节的共同应对、优先对象的处理</w:t>
-            </w:r>
-          </w:p>
-        </w:tc>
-      </w:tr>
-      <w:tr>
-        <w:trPr>
-          <w:cantSplit/>
-          <w:tblHeader w:val="off"/>
-        </w:trPr>
-        <w:tc>
-          <w:tcPr>
-            <w:tcW w:type="dxa" w:w="1401"/>
-            <w:tcBorders>
-              <w:top w:val="single" w:color="A6B8D0" w:sz="4"/>
-              <w:left w:val="single" w:color="A6B8D0" w:sz="4"/>
-              <w:bottom w:val="single" w:color="A6B8D0" w:sz="4"/>
-              <w:right w:val="single" w:color="A6B8D0" w:sz="4"/>
-            </w:tcBorders>
-            <w:tcMar>
-              <w:top w:type="dxa" w:w="50"/>
-              <w:left w:type="dxa" w:w="90"/>
-              <w:bottom w:type="dxa" w:w="50"/>
-              <w:right w:type="dxa" w:w="90"/>
-            </w:tcMar>
-          </w:tcPr>
-          <w:p>
-            <w:pPr>
-              <w:keepNext/>
-              <w:keepLines/>
-              <w:spacing w:after="0" w:before="0" w:line="280"/>
-            </w:pPr>
-            <w:r>
-              <w:rPr>
-                <w:rFonts w:ascii="Microsoft YaHei" w:eastAsia="Microsoft YaHei" w:hAnsi="Microsoft YaHei"/>
-                <w:b w:val="false"/>
-                <w:bCs w:val="false"/>
-                <w:sz w:val="18"/>
-                <w:szCs w:val="18"/>
-              </w:rPr>
-              <w:t xml:space="preserve">A-16</w:t>
-            </w:r>
-          </w:p>
-        </w:tc>
-        <w:tc>
-          <w:tcPr>
-            <w:tcW w:type="dxa" w:w="1868"/>
-            <w:tcBorders>
-              <w:top w:val="single" w:color="A6B8D0" w:sz="4"/>
-              <w:left w:val="single" w:color="A6B8D0" w:sz="4"/>
-              <w:bottom w:val="single" w:color="A6B8D0" w:sz="4"/>
-              <w:right w:val="single" w:color="A6B8D0" w:sz="4"/>
-            </w:tcBorders>
-            <w:tcMar>
-              <w:top w:type="dxa" w:w="50"/>
-              <w:left w:type="dxa" w:w="90"/>
-              <w:bottom w:type="dxa" w:w="50"/>
-              <w:right w:type="dxa" w:w="90"/>
-            </w:tcMar>
-          </w:tcPr>
-          <w:p>
-            <w:pPr>
-              <w:keepNext/>
-              <w:keepLines/>
-              <w:spacing w:after="0" w:before="0" w:line="280"/>
-            </w:pPr>
-            <w:r>
-              <w:rPr>
-                <w:rFonts w:ascii="Microsoft YaHei" w:eastAsia="Microsoft YaHei" w:hAnsi="Microsoft YaHei"/>
-                <w:b w:val="false"/>
-                <w:bCs w:val="false"/>
-                <w:sz w:val="18"/>
-                <w:szCs w:val="18"/>
-              </w:rPr>
-              <w:t xml:space="preserve">项目划分中发现的遗漏</w:t>
-            </w:r>
-          </w:p>
-        </w:tc>
-        <w:tc>
-          <w:tcPr>
-            <w:tcW w:type="dxa" w:w="6369"/>
-            <w:tcBorders>
-              <w:top w:val="single" w:color="A6B8D0" w:sz="4"/>
-              <w:left w:val="single" w:color="A6B8D0" w:sz="4"/>
-              <w:bottom w:val="single" w:color="A6B8D0" w:sz="4"/>
-              <w:right w:val="single" w:color="A6B8D0" w:sz="4"/>
-            </w:tcBorders>
-            <w:tcMar>
-              <w:top w:type="dxa" w:w="50"/>
-              <w:left w:type="dxa" w:w="90"/>
-              <w:bottom w:type="dxa" w:w="50"/>
-              <w:right w:type="dxa" w:w="90"/>
-            </w:tcMar>
-          </w:tcPr>
-          <w:p>
-            <w:pPr>
-              <w:keepNext/>
-              <w:keepLines/>
-              <w:spacing w:after="0" w:before="0" w:line="280"/>
-            </w:pPr>
-            <w:r>
-              <w:rPr>
-                <w:rFonts w:ascii="Microsoft YaHei" w:eastAsia="Microsoft YaHei" w:hAnsi="Microsoft YaHei"/>
-                <w:b w:val="false"/>
-                <w:bCs w:val="false"/>
-                <w:sz w:val="18"/>
-                <w:szCs w:val="18"/>
-              </w:rPr>
-              <w:t xml:space="preserve">非律师执业（由法务处理）</w:t>
-            </w:r>
-          </w:p>
-        </w:tc>
-      </w:tr>
-      <w:tr>
-        <w:trPr>
-          <w:cantSplit/>
-          <w:tblHeader w:val="off"/>
-        </w:trPr>
-        <w:tc>
-          <w:tcPr>
-            <w:tcW w:type="dxa" w:w="1401"/>
-            <w:tcBorders>
-              <w:top w:val="single" w:color="A6B8D0" w:sz="4"/>
-              <w:left w:val="single" w:color="A6B8D0" w:sz="4"/>
-              <w:bottom w:val="single" w:color="A6B8D0" w:sz="4"/>
-              <w:right w:val="single" w:color="A6B8D0" w:sz="4"/>
-            </w:tcBorders>
-            <w:tcMar>
-              <w:top w:type="dxa" w:w="50"/>
-              <w:left w:type="dxa" w:w="90"/>
-              <w:bottom w:type="dxa" w:w="50"/>
-              <w:right w:type="dxa" w:w="90"/>
-            </w:tcMar>
-          </w:tcPr>
-          <w:p>
-            <w:pPr>
-              <w:keepNext w:val="false"/>
-              <w:keepLines/>
-              <w:spacing w:after="0" w:before="0" w:line="280"/>
-            </w:pPr>
-            <w:r>
-              <w:rPr>
-                <w:rFonts w:ascii="Microsoft YaHei" w:eastAsia="Microsoft YaHei" w:hAnsi="Microsoft YaHei"/>
-                <w:b w:val="false"/>
-                <w:bCs w:val="false"/>
-                <w:sz w:val="18"/>
-                <w:szCs w:val="18"/>
-              </w:rPr>
-              <w:t xml:space="preserve">A-21</w:t>
-            </w:r>
-          </w:p>
-        </w:tc>
-        <w:tc>
-          <w:tcPr>
-            <w:tcW w:type="dxa" w:w="1868"/>
-            <w:tcBorders>
-              <w:top w:val="single" w:color="A6B8D0" w:sz="4"/>
-              <w:left w:val="single" w:color="A6B8D0" w:sz="4"/>
-              <w:bottom w:val="single" w:color="A6B8D0" w:sz="4"/>
-              <w:right w:val="single" w:color="A6B8D0" w:sz="4"/>
-            </w:tcBorders>
-            <w:tcMar>
-              <w:top w:type="dxa" w:w="50"/>
-              <w:left w:type="dxa" w:w="90"/>
-              <w:bottom w:type="dxa" w:w="50"/>
-              <w:right w:type="dxa" w:w="90"/>
-            </w:tcMar>
-          </w:tcPr>
-          <w:p>
-            <w:pPr>
-              <w:keepNext w:val="false"/>
-              <w:keepLines/>
-              <w:spacing w:after="0" w:before="0" w:line="280"/>
-            </w:pPr>
-            <w:r>
-              <w:rPr>
-                <w:rFonts w:ascii="Microsoft YaHei" w:eastAsia="Microsoft YaHei" w:hAnsi="Microsoft YaHei"/>
-                <w:b w:val="false"/>
-                <w:bCs w:val="false"/>
-                <w:sz w:val="18"/>
-                <w:szCs w:val="18"/>
-              </w:rPr>
-              <w:t xml:space="preserve">项目划分中发现的遗漏</w:t>
-            </w:r>
-          </w:p>
-        </w:tc>
-        <w:tc>
-          <w:tcPr>
-            <w:tcW w:type="dxa" w:w="6369"/>
+            <w:tcW w:type="dxa" w:w="5176"/>
             <w:tcBorders>
               <w:top w:val="single" w:color="A6B8D0" w:sz="4"/>
               <w:left w:val="single" w:color="A6B8D0" w:sz="4"/>
@@ -2237,7 +1697,7 @@
                 <w:sz w:val="18"/>
                 <w:szCs w:val="18"/>
               </w:rPr>
-              <w:t xml:space="preserve">窗口、文字、各国法律的参照对象作为参考信息（附记录电子签名、附版本）由NRSD维护，分发给应用</w:t>
+              <w:t xml:space="preserve">窗口、文字、各国法律的参照对象作为参考信息（附版本。以NRSD的密钥签名的TUF元数据保护。第8章 3.4）由NRSD维护，分发给应用</w:t>
             </w:r>
           </w:p>
         </w:tc>
@@ -2271,7 +1731,7 @@
                 <w:sz w:val="18"/>
                 <w:szCs w:val="18"/>
               </w:rPr>
-              <w:t xml:space="preserve">窗口会变化（R-7-1-2“能跟上窗口的变化（参考信息的分发。1-3）”）。不必等待应用更新即可修正</w:t>
+              <w:t xml:space="preserve">窗口会变化（R-7-1-2）。不必等待应用更新即可修正</w:t>
             </w:r>
           </w:p>
         </w:tc>
@@ -2778,10 +2238,10 @@
       </w:tblPr>
       <w:tblGrid>
         <w:gridCol w:w="1430"/>
-        <w:gridCol w:w="2285"/>
+        <w:gridCol w:w="2505"/>
         <w:gridCol w:w="1030"/>
-        <w:gridCol w:w="2515"/>
-        <w:gridCol w:w="2378"/>
+        <w:gridCol w:w="2456"/>
+        <w:gridCol w:w="2217"/>
       </w:tblGrid>
       <w:tr>
         <w:trPr>
@@ -2825,7 +2285,7 @@
         </w:tc>
         <w:tc>
           <w:tcPr>
-            <w:tcW w:type="dxa" w:w="2285"/>
+            <w:tcW w:type="dxa" w:w="2505"/>
             <w:tcBorders>
               <w:top w:val="single" w:color="A6B8D0" w:sz="4"/>
               <w:left w:val="single" w:color="A6B8D0" w:sz="4"/>
@@ -2895,7 +2355,7 @@
         </w:tc>
         <w:tc>
           <w:tcPr>
-            <w:tcW w:type="dxa" w:w="2515"/>
+            <w:tcW w:type="dxa" w:w="2456"/>
             <w:tcBorders>
               <w:top w:val="single" w:color="A6B8D0" w:sz="4"/>
               <w:left w:val="single" w:color="A6B8D0" w:sz="4"/>
@@ -2930,7 +2390,7 @@
         </w:tc>
         <w:tc>
           <w:tcPr>
-            <w:tcW w:type="dxa" w:w="2378"/>
+            <w:tcW w:type="dxa" w:w="2217"/>
             <w:tcBorders>
               <w:top w:val="single" w:color="A6B8D0" w:sz="4"/>
               <w:left w:val="single" w:color="A6B8D0" w:sz="4"/>
@@ -3005,7 +2465,7 @@
         </w:tc>
         <w:tc>
           <w:tcPr>
-            <w:tcW w:type="dxa" w:w="2285"/>
+            <w:tcW w:type="dxa" w:w="2505"/>
             <w:tcBorders>
               <w:top w:val="single" w:color="A6B8D0" w:sz="4"/>
               <w:left w:val="single" w:color="A6B8D0" w:sz="4"/>
@@ -3073,7 +2533,7 @@
         </w:tc>
         <w:tc>
           <w:tcPr>
-            <w:tcW w:type="dxa" w:w="2515"/>
+            <w:tcW w:type="dxa" w:w="2456"/>
             <w:tcBorders>
               <w:top w:val="single" w:color="A6B8D0" w:sz="4"/>
               <w:left w:val="single" w:color="A6B8D0" w:sz="4"/>
@@ -3107,7 +2567,7 @@
         </w:tc>
         <w:tc>
           <w:tcPr>
-            <w:tcW w:type="dxa" w:w="2378"/>
+            <w:tcW w:type="dxa" w:w="2217"/>
             <w:tcBorders>
               <w:top w:val="single" w:color="A6B8D0" w:sz="4"/>
               <w:left w:val="single" w:color="A6B8D0" w:sz="4"/>
@@ -3181,7 +2641,7 @@
         </w:tc>
         <w:tc>
           <w:tcPr>
-            <w:tcW w:type="dxa" w:w="2285"/>
+            <w:tcW w:type="dxa" w:w="2505"/>
             <w:tcBorders>
               <w:top w:val="single" w:color="A6B8D0" w:sz="4"/>
               <w:left w:val="single" w:color="A6B8D0" w:sz="4"/>
@@ -3249,7 +2709,7 @@
         </w:tc>
         <w:tc>
           <w:tcPr>
-            <w:tcW w:type="dxa" w:w="2515"/>
+            <w:tcW w:type="dxa" w:w="2456"/>
             <w:tcBorders>
               <w:top w:val="single" w:color="A6B8D0" w:sz="4"/>
               <w:left w:val="single" w:color="A6B8D0" w:sz="4"/>
@@ -3283,7 +2743,7 @@
         </w:tc>
         <w:tc>
           <w:tcPr>
-            <w:tcW w:type="dxa" w:w="2378"/>
+            <w:tcW w:type="dxa" w:w="2217"/>
             <w:tcBorders>
               <w:top w:val="single" w:color="A6B8D0" w:sz="4"/>
               <w:left w:val="single" w:color="A6B8D0" w:sz="4"/>
@@ -3357,7 +2817,7 @@
         </w:tc>
         <w:tc>
           <w:tcPr>
-            <w:tcW w:type="dxa" w:w="2285"/>
+            <w:tcW w:type="dxa" w:w="2505"/>
             <w:tcBorders>
               <w:top w:val="single" w:color="A6B8D0" w:sz="4"/>
               <w:left w:val="single" w:color="A6B8D0" w:sz="4"/>
@@ -3425,7 +2885,7 @@
         </w:tc>
         <w:tc>
           <w:tcPr>
-            <w:tcW w:type="dxa" w:w="2515"/>
+            <w:tcW w:type="dxa" w:w="2456"/>
             <w:tcBorders>
               <w:top w:val="single" w:color="A6B8D0" w:sz="4"/>
               <w:left w:val="single" w:color="A6B8D0" w:sz="4"/>
@@ -3459,7 +2919,7 @@
         </w:tc>
         <w:tc>
           <w:tcPr>
-            <w:tcW w:type="dxa" w:w="2378"/>
+            <w:tcW w:type="dxa" w:w="2217"/>
             <w:tcBorders>
               <w:top w:val="single" w:color="A6B8D0" w:sz="4"/>
               <w:left w:val="single" w:color="A6B8D0" w:sz="4"/>
@@ -3533,7 +2993,7 @@
         </w:tc>
         <w:tc>
           <w:tcPr>
-            <w:tcW w:type="dxa" w:w="2285"/>
+            <w:tcW w:type="dxa" w:w="2505"/>
             <w:tcBorders>
               <w:top w:val="single" w:color="A6B8D0" w:sz="4"/>
               <w:left w:val="single" w:color="A6B8D0" w:sz="4"/>
@@ -3601,7 +3061,7 @@
         </w:tc>
         <w:tc>
           <w:tcPr>
-            <w:tcW w:type="dxa" w:w="2515"/>
+            <w:tcW w:type="dxa" w:w="2456"/>
             <w:tcBorders>
               <w:top w:val="single" w:color="A6B8D0" w:sz="4"/>
               <w:left w:val="single" w:color="A6B8D0" w:sz="4"/>
@@ -3635,7 +3095,7 @@
         </w:tc>
         <w:tc>
           <w:tcPr>
-            <w:tcW w:type="dxa" w:w="2378"/>
+            <w:tcW w:type="dxa" w:w="2217"/>
             <w:tcBorders>
               <w:top w:val="single" w:color="A6B8D0" w:sz="4"/>
               <w:left w:val="single" w:color="A6B8D0" w:sz="4"/>
@@ -3709,7 +3169,7 @@
         </w:tc>
         <w:tc>
           <w:tcPr>
-            <w:tcW w:type="dxa" w:w="2285"/>
+            <w:tcW w:type="dxa" w:w="2505"/>
             <w:tcBorders>
               <w:top w:val="single" w:color="A6B8D0" w:sz="4"/>
               <w:left w:val="single" w:color="A6B8D0" w:sz="4"/>
@@ -3777,7 +3237,7 @@
         </w:tc>
         <w:tc>
           <w:tcPr>
-            <w:tcW w:type="dxa" w:w="2515"/>
+            <w:tcW w:type="dxa" w:w="2456"/>
             <w:tcBorders>
               <w:top w:val="single" w:color="A6B8D0" w:sz="4"/>
               <w:left w:val="single" w:color="A6B8D0" w:sz="4"/>
@@ -3811,7 +3271,7 @@
         </w:tc>
         <w:tc>
           <w:tcPr>
-            <w:tcW w:type="dxa" w:w="2378"/>
+            <w:tcW w:type="dxa" w:w="2217"/>
             <w:tcBorders>
               <w:top w:val="single" w:color="A6B8D0" w:sz="4"/>
               <w:left w:val="single" w:color="A6B8D0" w:sz="4"/>
@@ -3885,7 +3345,7 @@
         </w:tc>
         <w:tc>
           <w:tcPr>
-            <w:tcW w:type="dxa" w:w="2285"/>
+            <w:tcW w:type="dxa" w:w="2505"/>
             <w:tcBorders>
               <w:top w:val="single" w:color="A6B8D0" w:sz="4"/>
               <w:left w:val="single" w:color="A6B8D0" w:sz="4"/>
@@ -3953,7 +3413,7 @@
         </w:tc>
         <w:tc>
           <w:tcPr>
-            <w:tcW w:type="dxa" w:w="2515"/>
+            <w:tcW w:type="dxa" w:w="2456"/>
             <w:tcBorders>
               <w:top w:val="single" w:color="A6B8D0" w:sz="4"/>
               <w:left w:val="single" w:color="A6B8D0" w:sz="4"/>
@@ -3987,7 +3447,7 @@
         </w:tc>
         <w:tc>
           <w:tcPr>
-            <w:tcW w:type="dxa" w:w="2378"/>
+            <w:tcW w:type="dxa" w:w="2217"/>
             <w:tcBorders>
               <w:top w:val="single" w:color="A6B8D0" w:sz="4"/>
               <w:left w:val="single" w:color="A6B8D0" w:sz="4"/>
@@ -4061,7 +3521,7 @@
         </w:tc>
         <w:tc>
           <w:tcPr>
-            <w:tcW w:type="dxa" w:w="2285"/>
+            <w:tcW w:type="dxa" w:w="2505"/>
             <w:tcBorders>
               <w:top w:val="single" w:color="A6B8D0" w:sz="4"/>
               <w:left w:val="single" w:color="A6B8D0" w:sz="4"/>
@@ -4129,7 +3589,7 @@
         </w:tc>
         <w:tc>
           <w:tcPr>
-            <w:tcW w:type="dxa" w:w="2515"/>
+            <w:tcW w:type="dxa" w:w="2456"/>
             <w:tcBorders>
               <w:top w:val="single" w:color="A6B8D0" w:sz="4"/>
               <w:left w:val="single" w:color="A6B8D0" w:sz="4"/>
@@ -4163,7 +3623,7 @@
         </w:tc>
         <w:tc>
           <w:tcPr>
-            <w:tcW w:type="dxa" w:w="2378"/>
+            <w:tcW w:type="dxa" w:w="2217"/>
             <w:tcBorders>
               <w:top w:val="single" w:color="A6B8D0" w:sz="4"/>
               <w:left w:val="single" w:color="A6B8D0" w:sz="4"/>
@@ -4237,7 +3697,7 @@
         </w:tc>
         <w:tc>
           <w:tcPr>
-            <w:tcW w:type="dxa" w:w="2285"/>
+            <w:tcW w:type="dxa" w:w="2505"/>
             <w:tcBorders>
               <w:top w:val="single" w:color="A6B8D0" w:sz="4"/>
               <w:left w:val="single" w:color="A6B8D0" w:sz="4"/>
@@ -4305,7 +3765,7 @@
         </w:tc>
         <w:tc>
           <w:tcPr>
-            <w:tcW w:type="dxa" w:w="2515"/>
+            <w:tcW w:type="dxa" w:w="2456"/>
             <w:tcBorders>
               <w:top w:val="single" w:color="A6B8D0" w:sz="4"/>
               <w:left w:val="single" w:color="A6B8D0" w:sz="4"/>
@@ -4339,7 +3799,7 @@
         </w:tc>
         <w:tc>
           <w:tcPr>
-            <w:tcW w:type="dxa" w:w="2378"/>
+            <w:tcW w:type="dxa" w:w="2217"/>
             <w:tcBorders>
               <w:top w:val="single" w:color="A6B8D0" w:sz="4"/>
               <w:left w:val="single" w:color="A6B8D0" w:sz="4"/>
@@ -4413,7 +3873,7 @@
         </w:tc>
         <w:tc>
           <w:tcPr>
-            <w:tcW w:type="dxa" w:w="2285"/>
+            <w:tcW w:type="dxa" w:w="2505"/>
             <w:tcBorders>
               <w:top w:val="single" w:color="A6B8D0" w:sz="4"/>
               <w:left w:val="single" w:color="A6B8D0" w:sz="4"/>
@@ -4481,7 +3941,7 @@
         </w:tc>
         <w:tc>
           <w:tcPr>
-            <w:tcW w:type="dxa" w:w="2515"/>
+            <w:tcW w:type="dxa" w:w="2456"/>
             <w:tcBorders>
               <w:top w:val="single" w:color="A6B8D0" w:sz="4"/>
               <w:left w:val="single" w:color="A6B8D0" w:sz="4"/>
@@ -4515,7 +3975,7 @@
         </w:tc>
         <w:tc>
           <w:tcPr>
-            <w:tcW w:type="dxa" w:w="2378"/>
+            <w:tcW w:type="dxa" w:w="2217"/>
             <w:tcBorders>
               <w:top w:val="single" w:color="A6B8D0" w:sz="4"/>
               <w:left w:val="single" w:color="A6B8D0" w:sz="4"/>
@@ -4589,7 +4049,7 @@
         </w:tc>
         <w:tc>
           <w:tcPr>
-            <w:tcW w:type="dxa" w:w="2285"/>
+            <w:tcW w:type="dxa" w:w="2505"/>
             <w:tcBorders>
               <w:top w:val="single" w:color="A6B8D0" w:sz="4"/>
               <w:left w:val="single" w:color="A6B8D0" w:sz="4"/>
@@ -4657,7 +4117,7 @@
         </w:tc>
         <w:tc>
           <w:tcPr>
-            <w:tcW w:type="dxa" w:w="2515"/>
+            <w:tcW w:type="dxa" w:w="2456"/>
             <w:tcBorders>
               <w:top w:val="single" w:color="A6B8D0" w:sz="4"/>
               <w:left w:val="single" w:color="A6B8D0" w:sz="4"/>
@@ -4691,7 +4151,7 @@
         </w:tc>
         <w:tc>
           <w:tcPr>
-            <w:tcW w:type="dxa" w:w="2378"/>
+            <w:tcW w:type="dxa" w:w="2217"/>
             <w:tcBorders>
               <w:top w:val="single" w:color="A6B8D0" w:sz="4"/>
               <w:left w:val="single" w:color="A6B8D0" w:sz="4"/>
@@ -4759,13 +4219,13 @@
                 <w:sz w:val="18"/>
                 <w:szCs w:val="18"/>
               </w:rPr>
-              <w:t xml:space="preserve">Cloudflare（CDN）</w:t>
-            </w:r>
-          </w:p>
-        </w:tc>
-        <w:tc>
-          <w:tcPr>
-            <w:tcW w:type="dxa" w:w="2285"/>
+              <w:t xml:space="preserve">爱发电（afdian.com。设计计划书 3.3.1的“面向中国的支持服务”）</w:t>
+            </w:r>
+          </w:p>
+        </w:tc>
+        <w:tc>
+          <w:tcPr>
+            <w:tcW w:type="dxa" w:w="2505"/>
             <w:tcBorders>
               <w:top w:val="single" w:color="A6B8D0" w:sz="4"/>
               <w:left w:val="single" w:color="A6B8D0" w:sz="4"/>
@@ -4793,7 +4253,7 @@
                 <w:sz w:val="18"/>
                 <w:szCs w:val="18"/>
               </w:rPr>
-              <w:t xml:space="preserve">abuse.cloudflare.com的DMCA表单</w:t>
+              <w:t xml:space="preserve">向网站页脚的联系方式report@afdian.com（建议反馈）发电子邮件</w:t>
             </w:r>
           </w:p>
         </w:tc>
@@ -4827,13 +4287,13 @@
                 <w:sz w:val="18"/>
                 <w:szCs w:val="18"/>
               </w:rPr>
-              <w:t xml:space="preserve">Web表单</w:t>
-            </w:r>
-          </w:p>
-        </w:tc>
-        <w:tc>
-          <w:tcPr>
-            <w:tcW w:type="dxa" w:w="2515"/>
+              <w:t xml:space="preserve">电子邮件</w:t>
+            </w:r>
+          </w:p>
+        </w:tc>
+        <w:tc>
+          <w:tcPr>
+            <w:tcW w:type="dxa" w:w="2456"/>
             <w:tcBorders>
               <w:top w:val="single" w:color="A6B8D0" w:sz="4"/>
               <w:left w:val="single" w:color="A6B8D0" w:sz="4"/>
@@ -4861,13 +4321,13 @@
                 <w:sz w:val="18"/>
                 <w:szCs w:val="18"/>
               </w:rPr>
-              <w:t xml:space="preserve">以电子邮件进行的申诉原则上不处理</w:t>
-            </w:r>
-          </w:p>
-        </w:tc>
-        <w:tc>
-          <w:tcPr>
-            <w:tcW w:type="dxa" w:w="2378"/>
+              <w:t xml:space="preserve">在公开信息中未能确认侵权申报的专用表单，指引页脚的联系方式（于2026-10-01确认。与Fantia相同的处理）</w:t>
+            </w:r>
+          </w:p>
+        </w:tc>
+        <w:tc>
+          <w:tcPr>
+            <w:tcW w:type="dxa" w:w="2217"/>
             <w:tcBorders>
               <w:top w:val="single" w:color="A6B8D0" w:sz="4"/>
               <w:left w:val="single" w:color="A6B8D0" w:sz="4"/>
@@ -4895,7 +4355,7 @@
                 <w:sz w:val="18"/>
                 <w:szCs w:val="18"/>
               </w:rPr>
-              <w:t xml:space="preserve">cloudflare.com/trust-hub/reporting-abuse</w:t>
+              <w:t xml:space="preserve">afdian.com的页脚、guide.afdian.com</w:t>
             </w:r>
           </w:p>
         </w:tc>
@@ -4935,13 +4395,13 @@
                 <w:sz w:val="18"/>
                 <w:szCs w:val="18"/>
               </w:rPr>
-              <w:t xml:space="preserve">托管事业者（一般）</w:t>
-            </w:r>
-          </w:p>
-        </w:tc>
-        <w:tc>
-          <w:tcPr>
-            <w:tcW w:type="dxa" w:w="2285"/>
+              <w:t xml:space="preserve">Cloudflare（CDN）</w:t>
+            </w:r>
+          </w:p>
+        </w:tc>
+        <w:tc>
+          <w:tcPr>
+            <w:tcW w:type="dxa" w:w="2505"/>
             <w:tcBorders>
               <w:top w:val="single" w:color="A6B8D0" w:sz="4"/>
               <w:left w:val="single" w:color="A6B8D0" w:sz="4"/>
@@ -4969,7 +4429,7 @@
                 <w:sz w:val="18"/>
                 <w:szCs w:val="18"/>
               </w:rPr>
-              <w:t xml:space="preserve">以RDAP得到的滥用举报窗口（第6章 5“谁、在何处（④）”）</w:t>
+              <w:t xml:space="preserve">abuse.cloudflare.com的DMCA表单</w:t>
             </w:r>
           </w:p>
         </w:tc>
@@ -5003,13 +4463,13 @@
                 <w:sz w:val="18"/>
                 <w:szCs w:val="18"/>
               </w:rPr>
-              <w:t xml:space="preserve">电子邮件、表单</w:t>
-            </w:r>
-          </w:p>
-        </w:tc>
-        <w:tc>
-          <w:tcPr>
-            <w:tcW w:type="dxa" w:w="2515"/>
+              <w:t xml:space="preserve">Web表单</w:t>
+            </w:r>
+          </w:p>
+        </w:tc>
+        <w:tc>
+          <w:tcPr>
+            <w:tcW w:type="dxa" w:w="2456"/>
             <w:tcBorders>
               <w:top w:val="single" w:color="A6B8D0" w:sz="4"/>
               <w:left w:val="single" w:color="A6B8D0" w:sz="4"/>
@@ -5037,13 +4497,13 @@
                 <w:sz w:val="18"/>
                 <w:szCs w:val="18"/>
               </w:rPr>
-              <w:t xml:space="preserve">—</w:t>
-            </w:r>
-          </w:p>
-        </w:tc>
-        <w:tc>
-          <w:tcPr>
-            <w:tcW w:type="dxa" w:w="2378"/>
+              <w:t xml:space="preserve">以电子邮件进行的申诉原则上不处理</w:t>
+            </w:r>
+          </w:p>
+        </w:tc>
+        <w:tc>
+          <w:tcPr>
+            <w:tcW w:type="dxa" w:w="2217"/>
             <w:tcBorders>
               <w:top w:val="single" w:color="A6B8D0" w:sz="4"/>
               <w:left w:val="single" w:color="A6B8D0" w:sz="4"/>
@@ -5071,7 +4531,7 @@
                 <w:sz w:val="18"/>
                 <w:szCs w:val="18"/>
               </w:rPr>
-              <w:t xml:space="preserve">企划草案［23］</w:t>
+              <w:t xml:space="preserve">cloudflare.com/trust-hub/reporting-abuse</w:t>
             </w:r>
           </w:p>
         </w:tc>
@@ -5111,13 +4571,189 @@
                 <w:sz w:val="18"/>
                 <w:szCs w:val="18"/>
               </w:rPr>
+              <w:t xml:space="preserve">托管事业者（一般）</w:t>
+            </w:r>
+          </w:p>
+        </w:tc>
+        <w:tc>
+          <w:tcPr>
+            <w:tcW w:type="dxa" w:w="2505"/>
+            <w:tcBorders>
+              <w:top w:val="single" w:color="A6B8D0" w:sz="4"/>
+              <w:left w:val="single" w:color="A6B8D0" w:sz="4"/>
+              <w:bottom w:val="single" w:color="A6B8D0" w:sz="4"/>
+              <w:right w:val="single" w:color="A6B8D0" w:sz="4"/>
+            </w:tcBorders>
+            <w:tcMar>
+              <w:top w:type="dxa" w:w="50"/>
+              <w:left w:type="dxa" w:w="90"/>
+              <w:bottom w:type="dxa" w:w="50"/>
+              <w:right w:type="dxa" w:w="90"/>
+            </w:tcMar>
+          </w:tcPr>
+          <w:p>
+            <w:pPr>
+              <w:keepNext w:val="false"/>
+              <w:keepLines/>
+              <w:spacing w:after="0" w:before="0" w:line="280"/>
+            </w:pPr>
+            <w:r>
+              <w:rPr>
+                <w:rFonts w:ascii="Microsoft YaHei" w:eastAsia="Microsoft YaHei" w:hAnsi="Microsoft YaHei"/>
+                <w:b w:val="false"/>
+                <w:bCs w:val="false"/>
+                <w:sz w:val="18"/>
+                <w:szCs w:val="18"/>
+              </w:rPr>
+              <w:t xml:space="preserve">以RDAP得到的滥用举报窗口（第6章 5“谁、在何处（④）”）</w:t>
+            </w:r>
+          </w:p>
+        </w:tc>
+        <w:tc>
+          <w:tcPr>
+            <w:tcW w:type="dxa" w:w="1030"/>
+            <w:tcBorders>
+              <w:top w:val="single" w:color="A6B8D0" w:sz="4"/>
+              <w:left w:val="single" w:color="A6B8D0" w:sz="4"/>
+              <w:bottom w:val="single" w:color="A6B8D0" w:sz="4"/>
+              <w:right w:val="single" w:color="A6B8D0" w:sz="4"/>
+            </w:tcBorders>
+            <w:tcMar>
+              <w:top w:type="dxa" w:w="50"/>
+              <w:left w:type="dxa" w:w="90"/>
+              <w:bottom w:type="dxa" w:w="50"/>
+              <w:right w:type="dxa" w:w="90"/>
+            </w:tcMar>
+          </w:tcPr>
+          <w:p>
+            <w:pPr>
+              <w:keepNext w:val="false"/>
+              <w:keepLines/>
+              <w:spacing w:after="0" w:before="0" w:line="280"/>
+            </w:pPr>
+            <w:r>
+              <w:rPr>
+                <w:rFonts w:ascii="Microsoft YaHei" w:eastAsia="Microsoft YaHei" w:hAnsi="Microsoft YaHei"/>
+                <w:b w:val="false"/>
+                <w:bCs w:val="false"/>
+                <w:sz w:val="18"/>
+                <w:szCs w:val="18"/>
+              </w:rPr>
+              <w:t xml:space="preserve">电子邮件、表单</w:t>
+            </w:r>
+          </w:p>
+        </w:tc>
+        <w:tc>
+          <w:tcPr>
+            <w:tcW w:type="dxa" w:w="2456"/>
+            <w:tcBorders>
+              <w:top w:val="single" w:color="A6B8D0" w:sz="4"/>
+              <w:left w:val="single" w:color="A6B8D0" w:sz="4"/>
+              <w:bottom w:val="single" w:color="A6B8D0" w:sz="4"/>
+              <w:right w:val="single" w:color="A6B8D0" w:sz="4"/>
+            </w:tcBorders>
+            <w:tcMar>
+              <w:top w:type="dxa" w:w="50"/>
+              <w:left w:type="dxa" w:w="90"/>
+              <w:bottom w:type="dxa" w:w="50"/>
+              <w:right w:type="dxa" w:w="90"/>
+            </w:tcMar>
+          </w:tcPr>
+          <w:p>
+            <w:pPr>
+              <w:keepNext w:val="false"/>
+              <w:keepLines/>
+              <w:spacing w:after="0" w:before="0" w:line="280"/>
+            </w:pPr>
+            <w:r>
+              <w:rPr>
+                <w:rFonts w:ascii="Microsoft YaHei" w:eastAsia="Microsoft YaHei" w:hAnsi="Microsoft YaHei"/>
+                <w:b w:val="false"/>
+                <w:bCs w:val="false"/>
+                <w:sz w:val="18"/>
+                <w:szCs w:val="18"/>
+              </w:rPr>
+              <w:t xml:space="preserve">—</w:t>
+            </w:r>
+          </w:p>
+        </w:tc>
+        <w:tc>
+          <w:tcPr>
+            <w:tcW w:type="dxa" w:w="2217"/>
+            <w:tcBorders>
+              <w:top w:val="single" w:color="A6B8D0" w:sz="4"/>
+              <w:left w:val="single" w:color="A6B8D0" w:sz="4"/>
+              <w:bottom w:val="single" w:color="A6B8D0" w:sz="4"/>
+              <w:right w:val="single" w:color="A6B8D0" w:sz="4"/>
+            </w:tcBorders>
+            <w:tcMar>
+              <w:top w:type="dxa" w:w="50"/>
+              <w:left w:type="dxa" w:w="90"/>
+              <w:bottom w:type="dxa" w:w="50"/>
+              <w:right w:type="dxa" w:w="90"/>
+            </w:tcMar>
+          </w:tcPr>
+          <w:p>
+            <w:pPr>
+              <w:keepNext w:val="false"/>
+              <w:keepLines/>
+              <w:spacing w:after="0" w:before="0" w:line="280"/>
+            </w:pPr>
+            <w:r>
+              <w:rPr>
+                <w:rFonts w:ascii="Microsoft YaHei" w:eastAsia="Microsoft YaHei" w:hAnsi="Microsoft YaHei"/>
+                <w:b w:val="false"/>
+                <w:bCs w:val="false"/>
+                <w:sz w:val="18"/>
+                <w:szCs w:val="18"/>
+              </w:rPr>
+              <w:t xml:space="preserve">企划草案［23］</w:t>
+            </w:r>
+          </w:p>
+        </w:tc>
+      </w:tr>
+      <w:tr>
+        <w:trPr>
+          <w:cantSplit/>
+          <w:tblHeader w:val="off"/>
+        </w:trPr>
+        <w:tc>
+          <w:tcPr>
+            <w:tcW w:type="dxa" w:w="1430"/>
+            <w:tcBorders>
+              <w:top w:val="single" w:color="A6B8D0" w:sz="4"/>
+              <w:left w:val="single" w:color="A6B8D0" w:sz="4"/>
+              <w:bottom w:val="single" w:color="A6B8D0" w:sz="4"/>
+              <w:right w:val="single" w:color="A6B8D0" w:sz="4"/>
+            </w:tcBorders>
+            <w:tcMar>
+              <w:top w:type="dxa" w:w="50"/>
+              <w:left w:type="dxa" w:w="90"/>
+              <w:bottom w:type="dxa" w:w="50"/>
+              <w:right w:type="dxa" w:w="90"/>
+            </w:tcMar>
+          </w:tcPr>
+          <w:p>
+            <w:pPr>
+              <w:keepNext w:val="false"/>
+              <w:keepLines/>
+              <w:spacing w:after="0" w:before="0" w:line="280"/>
+            </w:pPr>
+            <w:r>
+              <w:rPr>
+                <w:rFonts w:ascii="Microsoft YaHei" w:eastAsia="Microsoft YaHei" w:hAnsi="Microsoft YaHei"/>
+                <w:b w:val="false"/>
+                <w:bCs w:val="false"/>
+                <w:sz w:val="18"/>
+                <w:szCs w:val="18"/>
+              </w:rPr>
               <w:t xml:space="preserve">中国国内的网站（一般）</w:t>
             </w:r>
           </w:p>
         </w:tc>
         <w:tc>
           <w:tcPr>
-            <w:tcW w:type="dxa" w:w="2285"/>
+            <w:tcW w:type="dxa" w:w="2505"/>
             <w:tcBorders>
               <w:top w:val="single" w:color="A6B8D0" w:sz="4"/>
               <w:left w:val="single" w:color="A6B8D0" w:sz="4"/>
@@ -5185,7 +4821,7 @@
         </w:tc>
         <w:tc>
           <w:tcPr>
-            <w:tcW w:type="dxa" w:w="2515"/>
+            <w:tcW w:type="dxa" w:w="2456"/>
             <w:tcBorders>
               <w:top w:val="single" w:color="A6B8D0" w:sz="4"/>
               <w:left w:val="single" w:color="A6B8D0" w:sz="4"/>
@@ -5219,7 +4855,7 @@
         </w:tc>
         <w:tc>
           <w:tcPr>
-            <w:tcW w:type="dxa" w:w="2378"/>
+            <w:tcW w:type="dxa" w:w="2217"/>
             <w:tcBorders>
               <w:top w:val="single" w:color="A6B8D0" w:sz="4"/>
               <w:left w:val="single" w:color="A6B8D0" w:sz="4"/>
@@ -5297,6 +4933,24 @@
     <w:p>
       <w:pPr>
         <w:pStyle w:val="ListParagraph"/>
+        <w:keepNext/>
+        <w:keepLines/>
+        <w:numPr>
+          <w:ilvl w:val="0"/>
+          <w:numId w:val="2"/>
+        </w:numPr>
+        <w:spacing w:after="20" w:before="20" w:line="300"/>
+      </w:pPr>
+      <w:r>
+        <w:rPr>
+          <w:rFonts w:ascii="Microsoft YaHei" w:eastAsia="Microsoft YaHei" w:hAnsi="Microsoft YaHei"/>
+        </w:rPr>
+        <w:t xml:space="preserve">日本的使用者依据日本法律申请时，把样式A的范本（3.3.3）与第22条方法的窗口（上表“依据日本法律的申请”一栏）配成一组显示。DMCA的范本与依据美国法律的报告表单配成一组显示。</w:t>
+      </w:r>
+    </w:p>
+    <w:p>
+      <w:pPr>
+        <w:pStyle w:val="ListParagraph"/>
         <w:keepNext w:val="false"/>
         <w:keepLines/>
         <w:numPr>
@@ -5309,7 +4963,199 @@
         <w:rPr>
           <w:rFonts w:ascii="Microsoft YaHei" w:eastAsia="Microsoft YaHei" w:hAnsi="Microsoft YaHei"/>
         </w:rPr>
-        <w:t xml:space="preserve">日本的使用者依据日本法律申请时，把样式A的范本（3.3.3）与第22条方法的窗口（上表“依据日本法律的申请”一栏）配成一组显示。DMCA的范本与依据美国法律的报告表单配成一组显示。</w:t>
+        <w:t xml:space="preserve">参考信息的</w:t>
+      </w:r>
+      <w:r>
+        <w:rPr>
+          <w:rFonts w:ascii="Consolas" w:eastAsia="Microsoft YaHei" w:hAnsi="Consolas"/>
+        </w:rPr>
+        <w:t xml:space="preserve">platforms.json</w:t>
+      </w:r>
+      <w:r>
+        <w:rPr>
+          <w:rFonts w:ascii="Microsoft YaHei" w:eastAsia="Microsoft YaHei" w:hAnsi="Microsoft YaHei"/>
+        </w:rPr>
+        <w:t xml:space="preserve">按发布网站、事业者各一行，持有</w:t>
+      </w:r>
+      <w:r>
+        <w:rPr>
+          <w:rFonts w:ascii="Consolas" w:eastAsia="Microsoft YaHei" w:hAnsi="Consolas"/>
+        </w:rPr>
+        <w:t xml:space="preserve">id</w:t>
+      </w:r>
+      <w:r>
+        <w:rPr>
+          <w:rFonts w:ascii="Microsoft YaHei" w:eastAsia="Microsoft YaHei" w:hAnsi="Microsoft YaHei"/>
+        </w:rPr>
+        <w:t xml:space="preserve">、</w:t>
+      </w:r>
+      <w:r>
+        <w:rPr>
+          <w:rFonts w:ascii="Consolas" w:eastAsia="Microsoft YaHei" w:hAnsi="Consolas"/>
+        </w:rPr>
+        <w:t xml:space="preserve">name</w:t>
+      </w:r>
+      <w:r>
+        <w:rPr>
+          <w:rFonts w:ascii="Microsoft YaHei" w:eastAsia="Microsoft YaHei" w:hAnsi="Microsoft YaHei"/>
+        </w:rPr>
+        <w:t xml:space="preserve">（3种语言）、</w:t>
+      </w:r>
+      <w:r>
+        <w:rPr>
+          <w:rFonts w:ascii="Consolas" w:eastAsia="Microsoft YaHei" w:hAnsi="Consolas"/>
+        </w:rPr>
+        <w:t xml:space="preserve">hosts</w:t>
+      </w:r>
+      <w:r>
+        <w:rPr>
+          <w:rFonts w:ascii="Microsoft YaHei" w:eastAsia="Microsoft YaHei" w:hAnsi="Microsoft YaHei"/>
+        </w:rPr>
+        <w:t xml:space="preserve">（判定用的主机名形式）与</w:t>
+      </w:r>
+      <w:r>
+        <w:rPr>
+          <w:rFonts w:ascii="Consolas" w:eastAsia="Microsoft YaHei" w:hAnsi="Consolas"/>
+        </w:rPr>
+        <w:t xml:space="preserve">paths</w:t>
+      </w:r>
+      <w:r>
+        <w:rPr>
+          <w:rFonts w:ascii="Microsoft YaHei" w:eastAsia="Microsoft YaHei" w:hAnsi="Microsoft YaHei"/>
+        </w:rPr>
+        <w:t xml:space="preserve">（发布、个人资料的路径模式。第1章 10.10的判定以这两者进行，第2章 2.3、第6章 2.1使用同一表）、</w:t>
+      </w:r>
+      <w:r>
+        <w:rPr>
+          <w:rFonts w:ascii="Consolas" w:eastAsia="Microsoft YaHei" w:hAnsi="Consolas"/>
+        </w:rPr>
+        <w:t xml:space="preserve">profile_limit</w:t>
+      </w:r>
+      <w:r>
+        <w:rPr>
+          <w:rFonts w:ascii="Microsoft YaHei" w:eastAsia="Microsoft YaHei" w:hAnsi="Microsoft YaHei"/>
+        </w:rPr>
+        <w:t xml:space="preserve">（第2章 2.2）、</w:t>
+      </w:r>
+      <w:r>
+        <w:rPr>
+          <w:rFonts w:ascii="Consolas" w:eastAsia="Microsoft YaHei" w:hAnsi="Consolas"/>
+        </w:rPr>
+        <w:t xml:space="preserve">c2pa_survives</w:t>
+      </w:r>
+      <w:r>
+        <w:rPr>
+          <w:rFonts w:ascii="Microsoft YaHei" w:eastAsia="Microsoft YaHei" w:hAnsi="Microsoft YaHei"/>
+        </w:rPr>
+        <w:t xml:space="preserve">（第3章 10.3）、</w:t>
+      </w:r>
+      <w:r>
+        <w:rPr>
+          <w:rFonts w:ascii="Consolas" w:eastAsia="Microsoft YaHei" w:hAnsi="Consolas"/>
+        </w:rPr>
+        <w:t xml:space="preserve">windows</w:t>
+      </w:r>
+      <w:r>
+        <w:rPr>
+          <w:rFonts w:ascii="Microsoft YaHei" w:eastAsia="Microsoft YaHei" w:hAnsi="Microsoft YaHei"/>
+        </w:rPr>
+        <w:t xml:space="preserve">（</w:t>
+      </w:r>
+      <w:r>
+        <w:rPr>
+          <w:rFonts w:ascii="Consolas" w:eastAsia="Microsoft YaHei" w:hAnsi="Consolas"/>
+        </w:rPr>
+        <w:t xml:space="preserve">copyright</w:t>
+      </w:r>
+      <w:r>
+        <w:rPr>
+          <w:rFonts w:ascii="Microsoft YaHei" w:eastAsia="Microsoft YaHei" w:hAnsi="Microsoft YaHei"/>
+        </w:rPr>
+        <w:t xml:space="preserve">与</w:t>
+      </w:r>
+      <w:r>
+        <w:rPr>
+          <w:rFonts w:ascii="Consolas" w:eastAsia="Microsoft YaHei" w:hAnsi="Consolas"/>
+        </w:rPr>
+        <w:t xml:space="preserve">portrait</w:t>
+      </w:r>
+      <w:r>
+        <w:rPr>
+          <w:rFonts w:ascii="Microsoft YaHei" w:eastAsia="Microsoft YaHei" w:hAnsi="Microsoft YaHei"/>
+        </w:rPr>
+        <w:t xml:space="preserve">两个。各持有</w:t>
+      </w:r>
+      <w:r>
+        <w:rPr>
+          <w:rFonts w:ascii="Consolas" w:eastAsia="Microsoft YaHei" w:hAnsi="Consolas"/>
+        </w:rPr>
+        <w:t xml:space="preserve">url</w:t>
+      </w:r>
+      <w:r>
+        <w:rPr>
+          <w:rFonts w:ascii="Microsoft YaHei" w:eastAsia="Microsoft YaHei" w:hAnsi="Microsoft YaHei"/>
+        </w:rPr>
+        <w:t xml:space="preserve">、</w:t>
+      </w:r>
+      <w:r>
+        <w:rPr>
+          <w:rFonts w:ascii="Consolas" w:eastAsia="Microsoft YaHei" w:hAnsi="Consolas"/>
+        </w:rPr>
+        <w:t xml:space="preserve">method</w:t>
+      </w:r>
+      <w:r>
+        <w:rPr>
+          <w:rFonts w:ascii="Microsoft YaHei" w:eastAsia="Microsoft YaHei" w:hAnsi="Microsoft YaHei"/>
+        </w:rPr>
+        <w:t xml:space="preserve">（表单、电子邮件）、</w:t>
+      </w:r>
+      <w:r>
+        <w:rPr>
+          <w:rFonts w:ascii="Consolas" w:eastAsia="Microsoft YaHei" w:hAnsi="Consolas"/>
+        </w:rPr>
+        <w:t xml:space="preserve">jp_art22</w:t>
+      </w:r>
+      <w:r>
+        <w:rPr>
+          <w:rFonts w:ascii="Microsoft YaHei" w:eastAsia="Microsoft YaHei" w:hAnsi="Microsoft YaHei"/>
+        </w:rPr>
+        <w:t xml:space="preserve">（是否为第22条的方法）、</w:t>
+      </w:r>
+      <w:r>
+        <w:rPr>
+          <w:rFonts w:ascii="Consolas" w:eastAsia="Microsoft YaHei" w:hAnsi="Consolas"/>
+        </w:rPr>
+        <w:t xml:space="preserve">notes</w:t>
+      </w:r>
+      <w:r>
+        <w:rPr>
+          <w:rFonts w:ascii="Microsoft YaHei" w:eastAsia="Microsoft YaHei" w:hAnsi="Microsoft YaHei"/>
+        </w:rPr>
+        <w:t xml:space="preserve">）、</w:t>
+      </w:r>
+      <w:r>
+        <w:rPr>
+          <w:rFonts w:ascii="Consolas" w:eastAsia="Microsoft YaHei" w:hAnsi="Consolas"/>
+        </w:rPr>
+        <w:t xml:space="preserve">sources</w:t>
+      </w:r>
+      <w:r>
+        <w:rPr>
+          <w:rFonts w:ascii="Microsoft YaHei" w:eastAsia="Microsoft YaHei" w:hAnsi="Microsoft YaHei"/>
+        </w:rPr>
+        <w:t xml:space="preserve">、</w:t>
+      </w:r>
+      <w:r>
+        <w:rPr>
+          <w:rFonts w:ascii="Consolas" w:eastAsia="Microsoft YaHei" w:hAnsi="Consolas"/>
+        </w:rPr>
+        <w:t xml:space="preserve">checked_at</w:t>
+      </w:r>
+      <w:r>
+        <w:rPr>
+          <w:rFonts w:ascii="Microsoft YaHei" w:eastAsia="Microsoft YaHei" w:hAnsi="Microsoft YaHei"/>
+        </w:rPr>
+        <w:t xml:space="preserve">。窗口为“著作权”与“肖像、隐私”两个（3.4的立场“被摄者”所显示者）。初版肖像、隐私窗口（X的“私生活侵害”举报、Meta的“隐私”举报、TikTok、微博、小红书、pixiv的相应举报）的URL，在制作参考信息原稿时在各公司的官方页面确认后填入。</w:t>
       </w:r>
     </w:p>
     <w:p>
@@ -5362,6 +5208,24 @@
     <w:p>
       <w:pPr>
         <w:pStyle w:val="ListParagraph"/>
+        <w:keepNext/>
+        <w:keepLines/>
+        <w:numPr>
+          <w:ilvl w:val="0"/>
+          <w:numId w:val="2"/>
+        </w:numPr>
+        <w:spacing w:after="20" w:before="20" w:line="300"/>
+      </w:pPr>
+      <w:r>
+        <w:rPr>
+          <w:rFonts w:ascii="Microsoft YaHei" w:eastAsia="Microsoft YaHei" w:hAnsi="Microsoft YaHei"/>
+        </w:rPr>
+        <w:t xml:space="preserve">把总务省指定的追加（新闻资料）列入每季度确认的对象。</w:t>
+      </w:r>
+    </w:p>
+    <w:p>
+      <w:pPr>
+        <w:pStyle w:val="ListParagraph"/>
         <w:keepNext w:val="false"/>
         <w:keepLines/>
         <w:numPr>
@@ -5374,7 +5238,7 @@
         <w:rPr>
           <w:rFonts w:ascii="Microsoft YaHei" w:eastAsia="Microsoft YaHei" w:hAnsi="Microsoft YaHei"/>
         </w:rPr>
-        <w:t xml:space="preserve">把总务省指定的追加（新闻资料）列入每季度确认的对象。</w:t>
+        <w:t xml:space="preserve">RDAP的引导一览也包含在参考信息中，由运营者工具M-01“参考信息”显示与IANA一览的差异并提升版本（第8章 3.4）。</w:t>
       </w:r>
     </w:p>
     <w:p>
@@ -6664,6 +6528,24 @@
     <w:p>
       <w:pPr>
         <w:pStyle w:val="ListParagraph"/>
+        <w:keepNext/>
+        <w:keepLines/>
+        <w:numPr>
+          <w:ilvl w:val="0"/>
+          <w:numId w:val="2"/>
+        </w:numPr>
+        <w:spacing w:after="20" w:before="20" w:line="300"/>
+      </w:pPr>
+      <w:r>
+        <w:rPr>
+          <w:rFonts w:ascii="Microsoft YaHei" w:eastAsia="Microsoft YaHei" w:hAnsi="Microsoft YaHei"/>
+        </w:rPr>
+        <w:t xml:space="preserve">对比对结果为“无法确认一致”“相似（外观的指纹）：可能是经过加工的同一照片”“他人编号的水印”的案件（第6章 4.1“一致度的显示方式”），在此界面的上端显示注意。</w:t>
+      </w:r>
+    </w:p>
+    <w:p>
+      <w:pPr>
+        <w:pStyle w:val="ListParagraph"/>
         <w:keepNext w:val="false"/>
         <w:keepLines/>
         <w:numPr>
@@ -6676,7 +6558,7 @@
         <w:rPr>
           <w:rFonts w:ascii="Microsoft YaHei" w:eastAsia="Microsoft YaHei" w:hAnsi="Microsoft YaHei"/>
         </w:rPr>
-        <w:t xml:space="preserve">对比对结果为“无法确认一致”“相似（外观的指纹）：可能是经过加工的同一照片”“他人编号的水印”的案件（第6章 4.1“一致度的显示方式”），在此界面的上端显示注意。</w:t>
+        <w:t xml:space="preserve">威胁T-2（冒充）：把真正权利人的发布当作转载，向事业者申诉。攻击者：同上。目标资产：真正权利人的发布。剩余的缺口：本系统之外的申诉无法防止</w:t>
       </w:r>
     </w:p>
     <w:p>
@@ -7192,7 +7074,163 @@
         <w:rPr>
           <w:rFonts w:ascii="Microsoft YaHei" w:eastAsia="Microsoft YaHei" w:hAnsi="Microsoft YaHei"/>
         </w:rPr>
-        <w:t xml:space="preserve">各范本的必要事项由法律规定。应用填入能从案件记录填写的栏，把由使用者输入的栏空出显示。草稿的文字在经专家确认（与第5章 4“文字的管理”相同）之前不分发。</w:t>
+        <w:t xml:space="preserve">范本为参考信息的</w:t>
+      </w:r>
+      <w:r>
+        <w:rPr>
+          <w:rFonts w:ascii="Consolas" w:eastAsia="Microsoft YaHei" w:hAnsi="Consolas"/>
+        </w:rPr>
+        <w:t xml:space="preserve">templates/&lt;种类&gt;.&lt;语言&gt;.md</w:t>
+      </w:r>
+      <w:r>
+        <w:rPr>
+          <w:rFonts w:ascii="Microsoft YaHei" w:eastAsia="Microsoft YaHei" w:hAnsi="Microsoft YaHei"/>
+        </w:rPr>
+        <w:t xml:space="preserve">（种类为</w:t>
+      </w:r>
+      <w:r>
+        <w:rPr>
+          <w:rFonts w:ascii="Consolas" w:eastAsia="Microsoft YaHei" w:hAnsi="Consolas"/>
+        </w:rPr>
+        <w:t xml:space="preserve">dmca</w:t>
+      </w:r>
+      <w:r>
+        <w:rPr>
+          <w:rFonts w:ascii="Microsoft YaHei" w:eastAsia="Microsoft YaHei" w:hAnsi="Microsoft YaHei"/>
+        </w:rPr>
+        <w:t xml:space="preserve">、</w:t>
+      </w:r>
+      <w:r>
+        <w:rPr>
+          <w:rFonts w:ascii="Consolas" w:eastAsia="Microsoft YaHei" w:hAnsi="Consolas"/>
+        </w:rPr>
+        <w:t xml:space="preserve">cn_notice</w:t>
+      </w:r>
+      <w:r>
+        <w:rPr>
+          <w:rFonts w:ascii="Microsoft YaHei" w:eastAsia="Microsoft YaHei" w:hAnsi="Microsoft YaHei"/>
+        </w:rPr>
+        <w:t xml:space="preserve">、</w:t>
+      </w:r>
+      <w:r>
+        <w:rPr>
+          <w:rFonts w:ascii="Consolas" w:eastAsia="Microsoft YaHei" w:hAnsi="Consolas"/>
+        </w:rPr>
+        <w:t xml:space="preserve">jp_form_a</w:t>
+      </w:r>
+      <w:r>
+        <w:rPr>
+          <w:rFonts w:ascii="Microsoft YaHei" w:eastAsia="Microsoft YaHei" w:hAnsi="Microsoft YaHei"/>
+        </w:rPr>
+        <w:t xml:space="preserve">、</w:t>
+      </w:r>
+      <w:r>
+        <w:rPr>
+          <w:rFonts w:ascii="Consolas" w:eastAsia="Microsoft YaHei" w:hAnsi="Consolas"/>
+        </w:rPr>
+        <w:t xml:space="preserve">hosting</w:t>
+      </w:r>
+      <w:r>
+        <w:rPr>
+          <w:rFonts w:ascii="Microsoft YaHei" w:eastAsia="Microsoft YaHei" w:hAnsi="Microsoft YaHei"/>
+        </w:rPr>
+        <w:t xml:space="preserve">、</w:t>
+      </w:r>
+      <w:r>
+        <w:rPr>
+          <w:rFonts w:ascii="Consolas" w:eastAsia="Microsoft YaHei" w:hAnsi="Consolas"/>
+        </w:rPr>
+        <w:t xml:space="preserve">portrait</w:t>
+      </w:r>
+      <w:r>
+        <w:rPr>
+          <w:rFonts w:ascii="Microsoft YaHei" w:eastAsia="Microsoft YaHei" w:hAnsi="Microsoft YaHei"/>
+        </w:rPr>
+        <w:t xml:space="preserve">），前言（YAML）持有</w:t>
+      </w:r>
+      <w:r>
+        <w:rPr>
+          <w:rFonts w:ascii="Consolas" w:eastAsia="Microsoft YaHei" w:hAnsi="Consolas"/>
+        </w:rPr>
+        <w:t xml:space="preserve">kind</w:t>
+      </w:r>
+      <w:r>
+        <w:rPr>
+          <w:rFonts w:ascii="Microsoft YaHei" w:eastAsia="Microsoft YaHei" w:hAnsi="Microsoft YaHei"/>
+        </w:rPr>
+        <w:t xml:space="preserve">、</w:t>
+      </w:r>
+      <w:r>
+        <w:rPr>
+          <w:rFonts w:ascii="Consolas" w:eastAsia="Microsoft YaHei" w:hAnsi="Consolas"/>
+        </w:rPr>
+        <w:t xml:space="preserve">standing</w:t>
+      </w:r>
+      <w:r>
+        <w:rPr>
+          <w:rFonts w:ascii="Microsoft YaHei" w:eastAsia="Microsoft YaHei" w:hAnsi="Microsoft YaHei"/>
+        </w:rPr>
+        <w:t xml:space="preserve">（可使用的立场）、</w:t>
+      </w:r>
+      <w:r>
+        <w:rPr>
+          <w:rFonts w:ascii="Consolas" w:eastAsia="Microsoft YaHei" w:hAnsi="Consolas"/>
+        </w:rPr>
+        <w:t xml:space="preserve">venue_kinds</w:t>
+      </w:r>
+      <w:r>
+        <w:rPr>
+          <w:rFonts w:ascii="Microsoft YaHei" w:eastAsia="Microsoft YaHei" w:hAnsi="Microsoft YaHei"/>
+        </w:rPr>
+        <w:t xml:space="preserve">、</w:t>
+      </w:r>
+      <w:r>
+        <w:rPr>
+          <w:rFonts w:ascii="Consolas" w:eastAsia="Microsoft YaHei" w:hAnsi="Consolas"/>
+        </w:rPr>
+        <w:t xml:space="preserve">version</w:t>
+      </w:r>
+      <w:r>
+        <w:rPr>
+          <w:rFonts w:ascii="Microsoft YaHei" w:eastAsia="Microsoft YaHei" w:hAnsi="Microsoft YaHei"/>
+        </w:rPr>
+        <w:t xml:space="preserve">、</w:t>
+      </w:r>
+      <w:r>
+        <w:rPr>
+          <w:rFonts w:ascii="Consolas" w:eastAsia="Microsoft YaHei" w:hAnsi="Consolas"/>
+        </w:rPr>
+        <w:t xml:space="preserve">reviewed_by</w:t>
+      </w:r>
+      <w:r>
+        <w:rPr>
+          <w:rFonts w:ascii="Microsoft YaHei" w:eastAsia="Microsoft YaHei" w:hAnsi="Microsoft YaHei"/>
+        </w:rPr>
+        <w:t xml:space="preserve">与</w:t>
+      </w:r>
+      <w:r>
+        <w:rPr>
+          <w:rFonts w:ascii="Consolas" w:eastAsia="Microsoft YaHei" w:hAnsi="Consolas"/>
+        </w:rPr>
+        <w:t xml:space="preserve">reviewed_at</w:t>
+      </w:r>
+      <w:r>
+        <w:rPr>
+          <w:rFonts w:ascii="Microsoft YaHei" w:eastAsia="Microsoft YaHei" w:hAnsi="Microsoft YaHei"/>
+        </w:rPr>
+        <w:t xml:space="preserve">（专家的确认），正文的栏以</w:t>
+      </w:r>
+      <w:r>
+        <w:rPr>
+          <w:rFonts w:ascii="Consolas" w:eastAsia="Microsoft YaHei" w:hAnsi="Consolas"/>
+        </w:rPr>
+        <w:t xml:space="preserve">{field}</w:t>
+      </w:r>
+      <w:r>
+        <w:rPr>
+          <w:rFonts w:ascii="Microsoft YaHei" w:eastAsia="Microsoft YaHei" w:hAnsi="Microsoft YaHei"/>
+        </w:rPr>
+        <w:t xml:space="preserve">书写（插入字段的规则与第4章 3.1相同）。各范本的必要事项由法律规定。应用填入能从案件记录填写的栏，把由使用者输入的栏空出显示。草稿的文字在经专家确认（与第5章 4“文字的管理”相同）之前不分发。</w:t>
       </w:r>
     </w:p>
     <w:p>
@@ -7210,7 +7248,7 @@
         <w:rPr>
           <w:rFonts w:ascii="Microsoft YaHei" w:eastAsia="Microsoft YaHei" w:hAnsi="Microsoft YaHei"/>
         </w:rPr>
-        <w:t xml:space="preserve">语言（R-7-2-1“能按国家与语言显示”）：发送的文字为窗口所在国的语言（美国为英语，中国为中文，日本为日语）。在其旁边并列界面语言（日语、中文、英语）的参考译文，并显示“发送的是原文。译文用于确认内容”。参考译文也作为参考信息附加版本分发。</w:t>
+        <w:t xml:space="preserve">语言（R-7-2-1）：发送的文字为窗口所在国的语言（美国为英语，中国为中文，日本为日语）。在其旁边并列界面语言（日语、中文、英语）的参考译文，并显示“发送的是原文。译文用于确认内容”。参考译文也作为参考信息附加版本分发。</w:t>
       </w:r>
     </w:p>
     <w:p>
@@ -7237,9 +7275,9 @@
         </w:tblBorders>
       </w:tblPr>
       <w:tblGrid>
-        <w:gridCol w:w="5795"/>
-        <w:gridCol w:w="2374"/>
-        <w:gridCol w:w="1469"/>
+        <w:gridCol w:w="3810"/>
+        <w:gridCol w:w="1561"/>
+        <w:gridCol w:w="4267"/>
       </w:tblGrid>
       <w:tr>
         <w:trPr>
@@ -7248,7 +7286,7 @@
         </w:trPr>
         <w:tc>
           <w:tcPr>
-            <w:tcW w:type="dxa" w:w="5795"/>
+            <w:tcW w:type="dxa" w:w="3810"/>
             <w:tcBorders>
               <w:top w:val="single" w:color="A6B8D0" w:sz="4"/>
               <w:left w:val="single" w:color="A6B8D0" w:sz="4"/>
@@ -7283,7 +7321,7 @@
         </w:tc>
         <w:tc>
           <w:tcPr>
-            <w:tcW w:type="dxa" w:w="2374"/>
+            <w:tcW w:type="dxa" w:w="1561"/>
             <w:tcBorders>
               <w:top w:val="single" w:color="A6B8D0" w:sz="4"/>
               <w:left w:val="single" w:color="A6B8D0" w:sz="4"/>
@@ -7318,7 +7356,7 @@
         </w:tc>
         <w:tc>
           <w:tcPr>
-            <w:tcW w:type="dxa" w:w="1469"/>
+            <w:tcW w:type="dxa" w:w="4267"/>
             <w:tcBorders>
               <w:top w:val="single" w:color="A6B8D0" w:sz="4"/>
               <w:left w:val="single" w:color="A6B8D0" w:sz="4"/>
@@ -7359,7 +7397,7 @@
         </w:trPr>
         <w:tc>
           <w:tcPr>
-            <w:tcW w:type="dxa" w:w="5795"/>
+            <w:tcW w:type="dxa" w:w="3810"/>
             <w:tcBorders>
               <w:top w:val="single" w:color="A6B8D0" w:sz="4"/>
               <w:left w:val="single" w:color="A6B8D0" w:sz="4"/>
@@ -7393,7 +7431,7 @@
         </w:tc>
         <w:tc>
           <w:tcPr>
-            <w:tcW w:type="dxa" w:w="2374"/>
+            <w:tcW w:type="dxa" w:w="1561"/>
             <w:tcBorders>
               <w:top w:val="single" w:color="A6B8D0" w:sz="4"/>
               <w:left w:val="single" w:color="A6B8D0" w:sz="4"/>
@@ -7427,7 +7465,7 @@
         </w:tc>
         <w:tc>
           <w:tcPr>
-            <w:tcW w:type="dxa" w:w="1469"/>
+            <w:tcW w:type="dxa" w:w="4267"/>
             <w:tcBorders>
               <w:top w:val="single" w:color="A6B8D0" w:sz="4"/>
               <w:left w:val="single" w:color="A6B8D0" w:sz="4"/>
@@ -7467,7 +7505,7 @@
         </w:trPr>
         <w:tc>
           <w:tcPr>
-            <w:tcW w:type="dxa" w:w="5795"/>
+            <w:tcW w:type="dxa" w:w="3810"/>
             <w:tcBorders>
               <w:top w:val="single" w:color="A6B8D0" w:sz="4"/>
               <w:left w:val="single" w:color="A6B8D0" w:sz="4"/>
@@ -7501,7 +7539,7 @@
         </w:tc>
         <w:tc>
           <w:tcPr>
-            <w:tcW w:type="dxa" w:w="2374"/>
+            <w:tcW w:type="dxa" w:w="1561"/>
             <w:tcBorders>
               <w:top w:val="single" w:color="A6B8D0" w:sz="4"/>
               <w:left w:val="single" w:color="A6B8D0" w:sz="4"/>
@@ -7535,35 +7573,55 @@
         </w:tc>
         <w:tc>
           <w:tcPr>
-            <w:tcW w:type="dxa" w:w="1469"/>
-            <w:tcBorders>
-              <w:top w:val="single" w:color="A6B8D0" w:sz="4"/>
-              <w:left w:val="single" w:color="A6B8D0" w:sz="4"/>
-              <w:bottom w:val="single" w:color="A6B8D0" w:sz="4"/>
-              <w:right w:val="single" w:color="A6B8D0" w:sz="4"/>
-            </w:tcBorders>
-            <w:tcMar>
-              <w:top w:type="dxa" w:w="50"/>
-              <w:left w:type="dxa" w:w="90"/>
-              <w:bottom w:type="dxa" w:w="50"/>
-              <w:right w:type="dxa" w:w="90"/>
-            </w:tcMar>
-          </w:tcPr>
-          <w:p>
-            <w:pPr>
-              <w:keepNext/>
-              <w:keepLines/>
-              <w:spacing w:after="0" w:before="0" w:line="280"/>
-            </w:pPr>
-            <w:r>
-              <w:rPr>
-                <w:rFonts w:ascii="Microsoft YaHei" w:eastAsia="Microsoft YaHei" w:hAnsi="Microsoft YaHei"/>
-                <w:b w:val="false"/>
-                <w:bCs w:val="false"/>
-                <w:sz w:val="18"/>
-                <w:szCs w:val="18"/>
-              </w:rPr>
-              <w:t xml:space="preserve">应用（从作品数据）</w:t>
+            <w:tcW w:type="dxa" w:w="4267"/>
+            <w:tcBorders>
+              <w:top w:val="single" w:color="A6B8D0" w:sz="4"/>
+              <w:left w:val="single" w:color="A6B8D0" w:sz="4"/>
+              <w:bottom w:val="single" w:color="A6B8D0" w:sz="4"/>
+              <w:right w:val="single" w:color="A6B8D0" w:sz="4"/>
+            </w:tcBorders>
+            <w:tcMar>
+              <w:top w:type="dxa" w:w="50"/>
+              <w:left w:type="dxa" w:w="90"/>
+              <w:bottom w:type="dxa" w:w="50"/>
+              <w:right w:type="dxa" w:w="90"/>
+            </w:tcMar>
+          </w:tcPr>
+          <w:p>
+            <w:pPr>
+              <w:keepNext/>
+              <w:keepLines/>
+              <w:spacing w:after="0" w:before="0" w:line="280"/>
+            </w:pPr>
+            <w:r>
+              <w:rPr>
+                <w:rFonts w:ascii="Microsoft YaHei" w:eastAsia="Microsoft YaHei" w:hAnsi="Microsoft YaHei"/>
+                <w:b w:val="false"/>
+                <w:bCs w:val="false"/>
+                <w:sz w:val="18"/>
+                <w:szCs w:val="18"/>
+              </w:rPr>
+              <w:t xml:space="preserve">应用（从作品数据。原发布的URL从使用者在G-12“作品”中记录的原发布位置（第3章 7.2的</w:t>
+            </w:r>
+            <w:r>
+              <w:rPr>
+                <w:rFonts w:ascii="Consolas" w:eastAsia="Microsoft YaHei" w:hAnsi="Consolas"/>
+                <w:b w:val="false"/>
+                <w:bCs w:val="false"/>
+                <w:sz w:val="18"/>
+                <w:szCs w:val="18"/>
+              </w:rPr>
+              <w:t xml:space="preserve">published</w:t>
+            </w:r>
+            <w:r>
+              <w:rPr>
+                <w:rFonts w:ascii="Microsoft YaHei" w:eastAsia="Microsoft YaHei" w:hAnsi="Microsoft YaHei"/>
+                <w:b w:val="false"/>
+                <w:bCs w:val="false"/>
+                <w:sz w:val="18"/>
+                <w:szCs w:val="18"/>
+              </w:rPr>
+              <w:t xml:space="preserve">）填入，没有则由使用者输入。本系统不发布，因此导出时点没有）</w:t>
             </w:r>
           </w:p>
         </w:tc>
@@ -7575,7 +7633,7 @@
         </w:trPr>
         <w:tc>
           <w:tcPr>
-            <w:tcW w:type="dxa" w:w="5795"/>
+            <w:tcW w:type="dxa" w:w="3810"/>
             <w:tcBorders>
               <w:top w:val="single" w:color="A6B8D0" w:sz="4"/>
               <w:left w:val="single" w:color="A6B8D0" w:sz="4"/>
@@ -7609,7 +7667,7 @@
         </w:tc>
         <w:tc>
           <w:tcPr>
-            <w:tcW w:type="dxa" w:w="2374"/>
+            <w:tcW w:type="dxa" w:w="1561"/>
             <w:tcBorders>
               <w:top w:val="single" w:color="A6B8D0" w:sz="4"/>
               <w:left w:val="single" w:color="A6B8D0" w:sz="4"/>
@@ -7643,7 +7701,7 @@
         </w:tc>
         <w:tc>
           <w:tcPr>
-            <w:tcW w:type="dxa" w:w="1469"/>
+            <w:tcW w:type="dxa" w:w="4267"/>
             <w:tcBorders>
               <w:top w:val="single" w:color="A6B8D0" w:sz="4"/>
               <w:left w:val="single" w:color="A6B8D0" w:sz="4"/>
@@ -7683,7 +7741,7 @@
         </w:trPr>
         <w:tc>
           <w:tcPr>
-            <w:tcW w:type="dxa" w:w="5795"/>
+            <w:tcW w:type="dxa" w:w="3810"/>
             <w:tcBorders>
               <w:top w:val="single" w:color="A6B8D0" w:sz="4"/>
               <w:left w:val="single" w:color="A6B8D0" w:sz="4"/>
@@ -7717,7 +7775,7 @@
         </w:tc>
         <w:tc>
           <w:tcPr>
-            <w:tcW w:type="dxa" w:w="2374"/>
+            <w:tcW w:type="dxa" w:w="1561"/>
             <w:tcBorders>
               <w:top w:val="single" w:color="A6B8D0" w:sz="4"/>
               <w:left w:val="single" w:color="A6B8D0" w:sz="4"/>
@@ -7751,7 +7809,7 @@
         </w:tc>
         <w:tc>
           <w:tcPr>
-            <w:tcW w:type="dxa" w:w="1469"/>
+            <w:tcW w:type="dxa" w:w="4267"/>
             <w:tcBorders>
               <w:top w:val="single" w:color="A6B8D0" w:sz="4"/>
               <w:left w:val="single" w:color="A6B8D0" w:sz="4"/>
@@ -7791,7 +7849,7 @@
         </w:trPr>
         <w:tc>
           <w:tcPr>
-            <w:tcW w:type="dxa" w:w="5795"/>
+            <w:tcW w:type="dxa" w:w="3810"/>
             <w:tcBorders>
               <w:top w:val="single" w:color="A6B8D0" w:sz="4"/>
               <w:left w:val="single" w:color="A6B8D0" w:sz="4"/>
@@ -7825,7 +7883,7 @@
         </w:tc>
         <w:tc>
           <w:tcPr>
-            <w:tcW w:type="dxa" w:w="2374"/>
+            <w:tcW w:type="dxa" w:w="1561"/>
             <w:tcBorders>
               <w:top w:val="single" w:color="A6B8D0" w:sz="4"/>
               <w:left w:val="single" w:color="A6B8D0" w:sz="4"/>
@@ -7859,7 +7917,7 @@
         </w:tc>
         <w:tc>
           <w:tcPr>
-            <w:tcW w:type="dxa" w:w="1469"/>
+            <w:tcW w:type="dxa" w:w="4267"/>
             <w:tcBorders>
               <w:top w:val="single" w:color="A6B8D0" w:sz="4"/>
               <w:left w:val="single" w:color="A6B8D0" w:sz="4"/>
@@ -7899,7 +7957,7 @@
         </w:trPr>
         <w:tc>
           <w:tcPr>
-            <w:tcW w:type="dxa" w:w="5795"/>
+            <w:tcW w:type="dxa" w:w="3810"/>
             <w:tcBorders>
               <w:top w:val="single" w:color="A6B8D0" w:sz="4"/>
               <w:left w:val="single" w:color="A6B8D0" w:sz="4"/>
@@ -7933,7 +7991,7 @@
         </w:tc>
         <w:tc>
           <w:tcPr>
-            <w:tcW w:type="dxa" w:w="2374"/>
+            <w:tcW w:type="dxa" w:w="1561"/>
             <w:tcBorders>
               <w:top w:val="single" w:color="A6B8D0" w:sz="4"/>
               <w:left w:val="single" w:color="A6B8D0" w:sz="4"/>
@@ -7967,7 +8025,7 @@
         </w:tc>
         <w:tc>
           <w:tcPr>
-            <w:tcW w:type="dxa" w:w="1469"/>
+            <w:tcW w:type="dxa" w:w="4267"/>
             <w:tcBorders>
               <w:top w:val="single" w:color="A6B8D0" w:sz="4"/>
               <w:left w:val="single" w:color="A6B8D0" w:sz="4"/>
@@ -8805,9 +8863,9 @@
         </w:tblBorders>
       </w:tblPr>
       <w:tblGrid>
-        <w:gridCol w:w="2952"/>
-        <w:gridCol w:w="4909"/>
-        <w:gridCol w:w="1777"/>
+        <w:gridCol w:w="2326"/>
+        <w:gridCol w:w="3868"/>
+        <w:gridCol w:w="3444"/>
       </w:tblGrid>
       <w:tr>
         <w:trPr>
@@ -8816,7 +8874,7 @@
         </w:trPr>
         <w:tc>
           <w:tcPr>
-            <w:tcW w:type="dxa" w:w="2952"/>
+            <w:tcW w:type="dxa" w:w="2326"/>
             <w:tcBorders>
               <w:top w:val="single" w:color="A6B8D0" w:sz="4"/>
               <w:left w:val="single" w:color="A6B8D0" w:sz="4"/>
@@ -8851,7 +8909,7 @@
         </w:tc>
         <w:tc>
           <w:tcPr>
-            <w:tcW w:type="dxa" w:w="4909"/>
+            <w:tcW w:type="dxa" w:w="3868"/>
             <w:tcBorders>
               <w:top w:val="single" w:color="A6B8D0" w:sz="4"/>
               <w:left w:val="single" w:color="A6B8D0" w:sz="4"/>
@@ -8886,7 +8944,7 @@
         </w:tc>
         <w:tc>
           <w:tcPr>
-            <w:tcW w:type="dxa" w:w="1777"/>
+            <w:tcW w:type="dxa" w:w="3444"/>
             <w:tcBorders>
               <w:top w:val="single" w:color="A6B8D0" w:sz="4"/>
               <w:left w:val="single" w:color="A6B8D0" w:sz="4"/>
@@ -8927,7 +8985,7 @@
         </w:trPr>
         <w:tc>
           <w:tcPr>
-            <w:tcW w:type="dxa" w:w="2952"/>
+            <w:tcW w:type="dxa" w:w="2326"/>
             <w:tcBorders>
               <w:top w:val="single" w:color="A6B8D0" w:sz="4"/>
               <w:left w:val="single" w:color="A6B8D0" w:sz="4"/>
@@ -8961,7 +9019,7 @@
         </w:tc>
         <w:tc>
           <w:tcPr>
-            <w:tcW w:type="dxa" w:w="4909"/>
+            <w:tcW w:type="dxa" w:w="3868"/>
             <w:tcBorders>
               <w:top w:val="single" w:color="A6B8D0" w:sz="4"/>
               <w:left w:val="single" w:color="A6B8D0" w:sz="4"/>
@@ -8995,7 +9053,7 @@
         </w:tc>
         <w:tc>
           <w:tcPr>
-            <w:tcW w:type="dxa" w:w="1777"/>
+            <w:tcW w:type="dxa" w:w="3444"/>
             <w:tcBorders>
               <w:top w:val="single" w:color="A6B8D0" w:sz="4"/>
               <w:left w:val="single" w:color="A6B8D0" w:sz="4"/>
@@ -9035,7 +9093,7 @@
         </w:trPr>
         <w:tc>
           <w:tcPr>
-            <w:tcW w:type="dxa" w:w="2952"/>
+            <w:tcW w:type="dxa" w:w="2326"/>
             <w:tcBorders>
               <w:top w:val="single" w:color="A6B8D0" w:sz="4"/>
               <w:left w:val="single" w:color="A6B8D0" w:sz="4"/>
@@ -9069,7 +9127,7 @@
         </w:tc>
         <w:tc>
           <w:tcPr>
-            <w:tcW w:type="dxa" w:w="4909"/>
+            <w:tcW w:type="dxa" w:w="3868"/>
             <w:tcBorders>
               <w:top w:val="single" w:color="A6B8D0" w:sz="4"/>
               <w:left w:val="single" w:color="A6B8D0" w:sz="4"/>
@@ -9103,7 +9161,7 @@
         </w:tc>
         <w:tc>
           <w:tcPr>
-            <w:tcW w:type="dxa" w:w="1777"/>
+            <w:tcW w:type="dxa" w:w="3444"/>
             <w:tcBorders>
               <w:top w:val="single" w:color="A6B8D0" w:sz="4"/>
               <w:left w:val="single" w:color="A6B8D0" w:sz="4"/>
@@ -9143,7 +9201,7 @@
         </w:trPr>
         <w:tc>
           <w:tcPr>
-            <w:tcW w:type="dxa" w:w="2952"/>
+            <w:tcW w:type="dxa" w:w="2326"/>
             <w:tcBorders>
               <w:top w:val="single" w:color="A6B8D0" w:sz="4"/>
               <w:left w:val="single" w:color="A6B8D0" w:sz="4"/>
@@ -9177,7 +9235,7 @@
         </w:tc>
         <w:tc>
           <w:tcPr>
-            <w:tcW w:type="dxa" w:w="4909"/>
+            <w:tcW w:type="dxa" w:w="3868"/>
             <w:tcBorders>
               <w:top w:val="single" w:color="A6B8D0" w:sz="4"/>
               <w:left w:val="single" w:color="A6B8D0" w:sz="4"/>
@@ -9211,7 +9269,7 @@
         </w:tc>
         <w:tc>
           <w:tcPr>
-            <w:tcW w:type="dxa" w:w="1777"/>
+            <w:tcW w:type="dxa" w:w="3444"/>
             <w:tcBorders>
               <w:top w:val="single" w:color="A6B8D0" w:sz="4"/>
               <w:left w:val="single" w:color="A6B8D0" w:sz="4"/>
@@ -9251,7 +9309,7 @@
         </w:trPr>
         <w:tc>
           <w:tcPr>
-            <w:tcW w:type="dxa" w:w="2952"/>
+            <w:tcW w:type="dxa" w:w="2326"/>
             <w:tcBorders>
               <w:top w:val="single" w:color="A6B8D0" w:sz="4"/>
               <w:left w:val="single" w:color="A6B8D0" w:sz="4"/>
@@ -9285,7 +9343,7 @@
         </w:tc>
         <w:tc>
           <w:tcPr>
-            <w:tcW w:type="dxa" w:w="4909"/>
+            <w:tcW w:type="dxa" w:w="3868"/>
             <w:tcBorders>
               <w:top w:val="single" w:color="A6B8D0" w:sz="4"/>
               <w:left w:val="single" w:color="A6B8D0" w:sz="4"/>
@@ -9319,7 +9377,7 @@
         </w:tc>
         <w:tc>
           <w:tcPr>
-            <w:tcW w:type="dxa" w:w="1777"/>
+            <w:tcW w:type="dxa" w:w="3444"/>
             <w:tcBorders>
               <w:top w:val="single" w:color="A6B8D0" w:sz="4"/>
               <w:left w:val="single" w:color="A6B8D0" w:sz="4"/>
@@ -9359,7 +9417,7 @@
         </w:trPr>
         <w:tc>
           <w:tcPr>
-            <w:tcW w:type="dxa" w:w="2952"/>
+            <w:tcW w:type="dxa" w:w="2326"/>
             <w:tcBorders>
               <w:top w:val="single" w:color="A6B8D0" w:sz="4"/>
               <w:left w:val="single" w:color="A6B8D0" w:sz="4"/>
@@ -9393,7 +9451,7 @@
         </w:tc>
         <w:tc>
           <w:tcPr>
-            <w:tcW w:type="dxa" w:w="4909"/>
+            <w:tcW w:type="dxa" w:w="3868"/>
             <w:tcBorders>
               <w:top w:val="single" w:color="A6B8D0" w:sz="4"/>
               <w:left w:val="single" w:color="A6B8D0" w:sz="4"/>
@@ -9427,7 +9485,7 @@
         </w:tc>
         <w:tc>
           <w:tcPr>
-            <w:tcW w:type="dxa" w:w="1777"/>
+            <w:tcW w:type="dxa" w:w="3444"/>
             <w:tcBorders>
               <w:top w:val="single" w:color="A6B8D0" w:sz="4"/>
               <w:left w:val="single" w:color="A6B8D0" w:sz="4"/>
@@ -9467,7 +9525,7 @@
         </w:trPr>
         <w:tc>
           <w:tcPr>
-            <w:tcW w:type="dxa" w:w="2952"/>
+            <w:tcW w:type="dxa" w:w="2326"/>
             <w:tcBorders>
               <w:top w:val="single" w:color="A6B8D0" w:sz="4"/>
               <w:left w:val="single" w:color="A6B8D0" w:sz="4"/>
@@ -9501,7 +9559,7 @@
         </w:tc>
         <w:tc>
           <w:tcPr>
-            <w:tcW w:type="dxa" w:w="4909"/>
+            <w:tcW w:type="dxa" w:w="3868"/>
             <w:tcBorders>
               <w:top w:val="single" w:color="A6B8D0" w:sz="4"/>
               <w:left w:val="single" w:color="A6B8D0" w:sz="4"/>
@@ -9535,7 +9593,7 @@
         </w:tc>
         <w:tc>
           <w:tcPr>
-            <w:tcW w:type="dxa" w:w="1777"/>
+            <w:tcW w:type="dxa" w:w="3444"/>
             <w:tcBorders>
               <w:top w:val="single" w:color="A6B8D0" w:sz="4"/>
               <w:left w:val="single" w:color="A6B8D0" w:sz="4"/>
@@ -9575,7 +9633,7 @@
         </w:trPr>
         <w:tc>
           <w:tcPr>
-            <w:tcW w:type="dxa" w:w="2952"/>
+            <w:tcW w:type="dxa" w:w="2326"/>
             <w:tcBorders>
               <w:top w:val="single" w:color="A6B8D0" w:sz="4"/>
               <w:left w:val="single" w:color="A6B8D0" w:sz="4"/>
@@ -9609,7 +9667,7 @@
         </w:tc>
         <w:tc>
           <w:tcPr>
-            <w:tcW w:type="dxa" w:w="4909"/>
+            <w:tcW w:type="dxa" w:w="3868"/>
             <w:tcBorders>
               <w:top w:val="single" w:color="A6B8D0" w:sz="4"/>
               <w:left w:val="single" w:color="A6B8D0" w:sz="4"/>
@@ -9643,35 +9701,55 @@
         </w:tc>
         <w:tc>
           <w:tcPr>
-            <w:tcW w:type="dxa" w:w="1777"/>
-            <w:tcBorders>
-              <w:top w:val="single" w:color="A6B8D0" w:sz="4"/>
-              <w:left w:val="single" w:color="A6B8D0" w:sz="4"/>
-              <w:bottom w:val="single" w:color="A6B8D0" w:sz="4"/>
-              <w:right w:val="single" w:color="A6B8D0" w:sz="4"/>
-            </w:tcBorders>
-            <w:tcMar>
-              <w:top w:type="dxa" w:w="50"/>
-              <w:left w:type="dxa" w:w="90"/>
-              <w:bottom w:type="dxa" w:w="50"/>
-              <w:right w:type="dxa" w:w="90"/>
-            </w:tcMar>
-          </w:tcPr>
-          <w:p>
-            <w:pPr>
-              <w:keepNext/>
-              <w:keepLines/>
-              <w:spacing w:after="0" w:before="0" w:line="280"/>
-            </w:pPr>
-            <w:r>
-              <w:rPr>
-                <w:rFonts w:ascii="Microsoft YaHei" w:eastAsia="Microsoft YaHei" w:hAnsi="Microsoft YaHei"/>
-                <w:b w:val="false"/>
-                <w:bCs w:val="false"/>
-                <w:sz w:val="18"/>
-                <w:szCs w:val="18"/>
-              </w:rPr>
-              <w:t xml:space="preserve">应用（从作品数据）与使用者</w:t>
+            <w:tcW w:type="dxa" w:w="3444"/>
+            <w:tcBorders>
+              <w:top w:val="single" w:color="A6B8D0" w:sz="4"/>
+              <w:left w:val="single" w:color="A6B8D0" w:sz="4"/>
+              <w:bottom w:val="single" w:color="A6B8D0" w:sz="4"/>
+              <w:right w:val="single" w:color="A6B8D0" w:sz="4"/>
+            </w:tcBorders>
+            <w:tcMar>
+              <w:top w:type="dxa" w:w="50"/>
+              <w:left w:type="dxa" w:w="90"/>
+              <w:bottom w:type="dxa" w:w="50"/>
+              <w:right w:type="dxa" w:w="90"/>
+            </w:tcMar>
+          </w:tcPr>
+          <w:p>
+            <w:pPr>
+              <w:keepNext/>
+              <w:keepLines/>
+              <w:spacing w:after="0" w:before="0" w:line="280"/>
+            </w:pPr>
+            <w:r>
+              <w:rPr>
+                <w:rFonts w:ascii="Microsoft YaHei" w:eastAsia="Microsoft YaHei" w:hAnsi="Microsoft YaHei"/>
+                <w:b w:val="false"/>
+                <w:bCs w:val="false"/>
+                <w:sz w:val="18"/>
+                <w:szCs w:val="18"/>
+              </w:rPr>
+              <w:t xml:space="preserve">应用（从作品数据。拍摄日为作品数据的拍摄日期时间，原发布的URL为</w:t>
+            </w:r>
+            <w:r>
+              <w:rPr>
+                <w:rFonts w:ascii="Consolas" w:eastAsia="Microsoft YaHei" w:hAnsi="Consolas"/>
+                <w:b w:val="false"/>
+                <w:bCs w:val="false"/>
+                <w:sz w:val="18"/>
+                <w:szCs w:val="18"/>
+              </w:rPr>
+              <w:t xml:space="preserve">published</w:t>
+            </w:r>
+            <w:r>
+              <w:rPr>
+                <w:rFonts w:ascii="Microsoft YaHei" w:eastAsia="Microsoft YaHei" w:hAnsi="Microsoft YaHei"/>
+                <w:b w:val="false"/>
+                <w:bCs w:val="false"/>
+                <w:sz w:val="18"/>
+                <w:szCs w:val="18"/>
+              </w:rPr>
+              <w:t xml:space="preserve">（第3章 7.2）。没有则由使用者输入）与使用者</w:t>
             </w:r>
           </w:p>
         </w:tc>
@@ -9683,7 +9761,7 @@
         </w:trPr>
         <w:tc>
           <w:tcPr>
-            <w:tcW w:type="dxa" w:w="2952"/>
+            <w:tcW w:type="dxa" w:w="2326"/>
             <w:tcBorders>
               <w:top w:val="single" w:color="A6B8D0" w:sz="4"/>
               <w:left w:val="single" w:color="A6B8D0" w:sz="4"/>
@@ -9717,7 +9795,7 @@
         </w:tc>
         <w:tc>
           <w:tcPr>
-            <w:tcW w:type="dxa" w:w="4909"/>
+            <w:tcW w:type="dxa" w:w="3868"/>
             <w:tcBorders>
               <w:top w:val="single" w:color="A6B8D0" w:sz="4"/>
               <w:left w:val="single" w:color="A6B8D0" w:sz="4"/>
@@ -9751,7 +9829,7 @@
         </w:tc>
         <w:tc>
           <w:tcPr>
-            <w:tcW w:type="dxa" w:w="1777"/>
+            <w:tcW w:type="dxa" w:w="3444"/>
             <w:tcBorders>
               <w:top w:val="single" w:color="A6B8D0" w:sz="4"/>
               <w:left w:val="single" w:color="A6B8D0" w:sz="4"/>
@@ -9791,7 +9869,7 @@
         </w:trPr>
         <w:tc>
           <w:tcPr>
-            <w:tcW w:type="dxa" w:w="2952"/>
+            <w:tcW w:type="dxa" w:w="2326"/>
             <w:tcBorders>
               <w:top w:val="single" w:color="A6B8D0" w:sz="4"/>
               <w:left w:val="single" w:color="A6B8D0" w:sz="4"/>
@@ -9825,7 +9903,7 @@
         </w:tc>
         <w:tc>
           <w:tcPr>
-            <w:tcW w:type="dxa" w:w="4909"/>
+            <w:tcW w:type="dxa" w:w="3868"/>
             <w:tcBorders>
               <w:top w:val="single" w:color="A6B8D0" w:sz="4"/>
               <w:left w:val="single" w:color="A6B8D0" w:sz="4"/>
@@ -9859,7 +9937,7 @@
         </w:tc>
         <w:tc>
           <w:tcPr>
-            <w:tcW w:type="dxa" w:w="1777"/>
+            <w:tcW w:type="dxa" w:w="3444"/>
             <w:tcBorders>
               <w:top w:val="single" w:color="A6B8D0" w:sz="4"/>
               <w:left w:val="single" w:color="A6B8D0" w:sz="4"/>
@@ -9899,7 +9977,7 @@
         </w:trPr>
         <w:tc>
           <w:tcPr>
-            <w:tcW w:type="dxa" w:w="2952"/>
+            <w:tcW w:type="dxa" w:w="2326"/>
             <w:tcBorders>
               <w:top w:val="single" w:color="A6B8D0" w:sz="4"/>
               <w:left w:val="single" w:color="A6B8D0" w:sz="4"/>
@@ -9933,7 +10011,7 @@
         </w:tc>
         <w:tc>
           <w:tcPr>
-            <w:tcW w:type="dxa" w:w="4909"/>
+            <w:tcW w:type="dxa" w:w="3868"/>
             <w:tcBorders>
               <w:top w:val="single" w:color="A6B8D0" w:sz="4"/>
               <w:left w:val="single" w:color="A6B8D0" w:sz="4"/>
@@ -9967,7 +10045,7 @@
         </w:tc>
         <w:tc>
           <w:tcPr>
-            <w:tcW w:type="dxa" w:w="1777"/>
+            <w:tcW w:type="dxa" w:w="3444"/>
             <w:tcBorders>
               <w:top w:val="single" w:color="A6B8D0" w:sz="4"/>
               <w:left w:val="single" w:color="A6B8D0" w:sz="4"/>
@@ -10007,7 +10085,7 @@
         </w:trPr>
         <w:tc>
           <w:tcPr>
-            <w:tcW w:type="dxa" w:w="2952"/>
+            <w:tcW w:type="dxa" w:w="2326"/>
             <w:tcBorders>
               <w:top w:val="single" w:color="A6B8D0" w:sz="4"/>
               <w:left w:val="single" w:color="A6B8D0" w:sz="4"/>
@@ -10041,7 +10119,7 @@
         </w:tc>
         <w:tc>
           <w:tcPr>
-            <w:tcW w:type="dxa" w:w="4909"/>
+            <w:tcW w:type="dxa" w:w="3868"/>
             <w:tcBorders>
               <w:top w:val="single" w:color="A6B8D0" w:sz="4"/>
               <w:left w:val="single" w:color="A6B8D0" w:sz="4"/>
@@ -10075,7 +10153,7 @@
         </w:tc>
         <w:tc>
           <w:tcPr>
-            <w:tcW w:type="dxa" w:w="1777"/>
+            <w:tcW w:type="dxa" w:w="3444"/>
             <w:tcBorders>
               <w:top w:val="single" w:color="A6B8D0" w:sz="4"/>
               <w:left w:val="single" w:color="A6B8D0" w:sz="4"/>
@@ -10115,7 +10193,7 @@
         </w:trPr>
         <w:tc>
           <w:tcPr>
-            <w:tcW w:type="dxa" w:w="2952"/>
+            <w:tcW w:type="dxa" w:w="2326"/>
             <w:tcBorders>
               <w:top w:val="single" w:color="A6B8D0" w:sz="4"/>
               <w:left w:val="single" w:color="A6B8D0" w:sz="4"/>
@@ -10149,7 +10227,7 @@
         </w:tc>
         <w:tc>
           <w:tcPr>
-            <w:tcW w:type="dxa" w:w="4909"/>
+            <w:tcW w:type="dxa" w:w="3868"/>
             <w:tcBorders>
               <w:top w:val="single" w:color="A6B8D0" w:sz="4"/>
               <w:left w:val="single" w:color="A6B8D0" w:sz="4"/>
@@ -10183,7 +10261,7 @@
         </w:tc>
         <w:tc>
           <w:tcPr>
-            <w:tcW w:type="dxa" w:w="1777"/>
+            <w:tcW w:type="dxa" w:w="3444"/>
             <w:tcBorders>
               <w:top w:val="single" w:color="A6B8D0" w:sz="4"/>
               <w:left w:val="single" w:color="A6B8D0" w:sz="4"/>
@@ -10223,7 +10301,7 @@
         </w:trPr>
         <w:tc>
           <w:tcPr>
-            <w:tcW w:type="dxa" w:w="2952"/>
+            <w:tcW w:type="dxa" w:w="2326"/>
             <w:tcBorders>
               <w:top w:val="single" w:color="A6B8D0" w:sz="4"/>
               <w:left w:val="single" w:color="A6B8D0" w:sz="4"/>
@@ -10257,7 +10335,7 @@
         </w:tc>
         <w:tc>
           <w:tcPr>
-            <w:tcW w:type="dxa" w:w="4909"/>
+            <w:tcW w:type="dxa" w:w="3868"/>
             <w:tcBorders>
               <w:top w:val="single" w:color="A6B8D0" w:sz="4"/>
               <w:left w:val="single" w:color="A6B8D0" w:sz="4"/>
@@ -10291,7 +10369,7 @@
         </w:tc>
         <w:tc>
           <w:tcPr>
-            <w:tcW w:type="dxa" w:w="1777"/>
+            <w:tcW w:type="dxa" w:w="3444"/>
             <w:tcBorders>
               <w:top w:val="single" w:color="A6B8D0" w:sz="4"/>
               <w:left w:val="single" w:color="A6B8D0" w:sz="4"/>
@@ -10888,6 +10966,64 @@
     </w:p>
     <w:p>
       <w:pPr>
+        <w:pStyle w:val="Heading3"/>
+      </w:pPr>
+      <w:r>
+        <w:rPr>
+          <w:rFonts w:ascii="Microsoft YaHei" w:eastAsia="Microsoft YaHei" w:hAnsi="Microsoft YaHei"/>
+        </w:rPr>
+        <w:t xml:space="preserve">3.3.4 肖像、隐私的申请（各事业者举报表单的共通项目）</w:t>
+      </w:r>
+    </w:p>
+    <w:p>
+      <w:pPr>
+        <w:pStyle w:val="ListParagraph"/>
+        <w:keepNext w:val="false"/>
+        <w:keepLines/>
+        <w:numPr>
+          <w:ilvl w:val="0"/>
+          <w:numId w:val="2"/>
+        </w:numPr>
+        <w:spacing w:after="20" w:before="20" w:line="300"/>
+      </w:pPr>
+      <w:r>
+        <w:rPr>
+          <w:rFonts w:ascii="Microsoft YaHei" w:eastAsia="Microsoft YaHei" w:hAnsi="Microsoft YaHei"/>
+        </w:rPr>
+        <w:t xml:space="preserve">配合各公司表单要求的项目，栏如下：对象的URL（从案件记录）、所拍的是申请人本人（立场“被摄者”的确认文字）、未同意公开、所求的措施（删除）、申请人的联系方式（由使用者输入。不保存）。各国法律的依据按国家附上（日本：肖像权（L-5），中国：民法典第1019条（L-6），美国：各州的right of publicity）。草稿的文字在经专家确认之前不分发。</w:t>
+      </w:r>
+    </w:p>
+    <w:p>
+      <w:pPr>
+        <w:pStyle w:val="Heading3"/>
+      </w:pPr>
+      <w:r>
+        <w:rPr>
+          <w:rFonts w:ascii="Microsoft YaHei" w:eastAsia="Microsoft YaHei" w:hAnsi="Microsoft YaHei"/>
+        </w:rPr>
+        <w:t xml:space="preserve">3.3.5 向托管事业者、CDN的滥用通知</w:t>
+      </w:r>
+    </w:p>
+    <w:p>
+      <w:pPr>
+        <w:pStyle w:val="ListParagraph"/>
+        <w:keepNext w:val="false"/>
+        <w:keepLines/>
+        <w:numPr>
+          <w:ilvl w:val="0"/>
+          <w:numId w:val="2"/>
+        </w:numPr>
+        <w:spacing w:after="20" w:before="20" w:line="300"/>
+      </w:pPr>
+      <w:r>
+        <w:rPr>
+          <w:rFonts w:ascii="Microsoft YaHei" w:eastAsia="Microsoft YaHei" w:hAnsi="Microsoft YaHei"/>
+        </w:rPr>
+        <w:t xml:space="preserve">向RDAP的滥用举报窗口发送的文字，以英语书写DMCA通知（3.3.1）的6个事项，并附日语、中文的参考译文（多数事业者以DMCA的格式受理。Cloudflare的DMCA表单也是相同的项目）。</w:t>
+      </w:r>
+    </w:p>
+    <w:p>
+      <w:pPr>
         <w:pStyle w:val="Heading2"/>
       </w:pPr>
       <w:r>
@@ -10946,9 +11082,9 @@
         </w:tblBorders>
       </w:tblPr>
       <w:tblGrid>
-        <w:gridCol w:w="1651"/>
-        <w:gridCol w:w="4218"/>
-        <w:gridCol w:w="3769"/>
+        <w:gridCol w:w="1668"/>
+        <w:gridCol w:w="4165"/>
+        <w:gridCol w:w="3805"/>
       </w:tblGrid>
       <w:tr>
         <w:trPr>
@@ -10957,7 +11093,7 @@
         </w:trPr>
         <w:tc>
           <w:tcPr>
-            <w:tcW w:type="dxa" w:w="1651"/>
+            <w:tcW w:type="dxa" w:w="1668"/>
             <w:tcBorders>
               <w:top w:val="single" w:color="A6B8D0" w:sz="4"/>
               <w:left w:val="single" w:color="A6B8D0" w:sz="4"/>
@@ -10992,7 +11128,7 @@
         </w:tc>
         <w:tc>
           <w:tcPr>
-            <w:tcW w:type="dxa" w:w="4218"/>
+            <w:tcW w:type="dxa" w:w="4165"/>
             <w:tcBorders>
               <w:top w:val="single" w:color="A6B8D0" w:sz="4"/>
               <w:left w:val="single" w:color="A6B8D0" w:sz="4"/>
@@ -11027,7 +11163,7 @@
         </w:tc>
         <w:tc>
           <w:tcPr>
-            <w:tcW w:type="dxa" w:w="3769"/>
+            <w:tcW w:type="dxa" w:w="3805"/>
             <w:tcBorders>
               <w:top w:val="single" w:color="A6B8D0" w:sz="4"/>
               <w:left w:val="single" w:color="A6B8D0" w:sz="4"/>
@@ -11068,7 +11204,7 @@
         </w:trPr>
         <w:tc>
           <w:tcPr>
-            <w:tcW w:type="dxa" w:w="1651"/>
+            <w:tcW w:type="dxa" w:w="1668"/>
             <w:tcBorders>
               <w:top w:val="single" w:color="A6B8D0" w:sz="4"/>
               <w:left w:val="single" w:color="A6B8D0" w:sz="4"/>
@@ -11102,7 +11238,7 @@
         </w:tc>
         <w:tc>
           <w:tcPr>
-            <w:tcW w:type="dxa" w:w="4218"/>
+            <w:tcW w:type="dxa" w:w="4165"/>
             <w:tcBorders>
               <w:top w:val="single" w:color="A6B8D0" w:sz="4"/>
               <w:left w:val="single" w:color="A6B8D0" w:sz="4"/>
@@ -11136,7 +11272,7 @@
         </w:tc>
         <w:tc>
           <w:tcPr>
-            <w:tcW w:type="dxa" w:w="3769"/>
+            <w:tcW w:type="dxa" w:w="3805"/>
             <w:tcBorders>
               <w:top w:val="single" w:color="A6B8D0" w:sz="4"/>
               <w:left w:val="single" w:color="A6B8D0" w:sz="4"/>
@@ -11176,7 +11312,7 @@
         </w:trPr>
         <w:tc>
           <w:tcPr>
-            <w:tcW w:type="dxa" w:w="1651"/>
+            <w:tcW w:type="dxa" w:w="1668"/>
             <w:tcBorders>
               <w:top w:val="single" w:color="A6B8D0" w:sz="4"/>
               <w:left w:val="single" w:color="A6B8D0" w:sz="4"/>
@@ -11210,41 +11346,41 @@
         </w:tc>
         <w:tc>
           <w:tcPr>
-            <w:tcW w:type="dxa" w:w="4218"/>
-            <w:tcBorders>
-              <w:top w:val="single" w:color="A6B8D0" w:sz="4"/>
-              <w:left w:val="single" w:color="A6B8D0" w:sz="4"/>
-              <w:bottom w:val="single" w:color="A6B8D0" w:sz="4"/>
-              <w:right w:val="single" w:color="A6B8D0" w:sz="4"/>
-            </w:tcBorders>
-            <w:tcMar>
-              <w:top w:type="dxa" w:w="50"/>
-              <w:left w:type="dxa" w:w="90"/>
-              <w:bottom w:type="dxa" w:w="50"/>
-              <w:right w:type="dxa" w:w="90"/>
-            </w:tcMar>
-          </w:tcPr>
-          <w:p>
-            <w:pPr>
-              <w:keepNext/>
-              <w:keepLines/>
-              <w:spacing w:after="0" w:before="0" w:line="280"/>
-            </w:pPr>
-            <w:r>
-              <w:rPr>
-                <w:rFonts w:ascii="Microsoft YaHei" w:eastAsia="Microsoft YaHei" w:hAnsi="Microsoft YaHei"/>
-                <w:b w:val="false"/>
-                <w:bCs w:val="false"/>
-                <w:sz w:val="18"/>
-                <w:szCs w:val="18"/>
-              </w:rPr>
-              <w:t xml:space="preserve">肖像、隐私的申请（各事业者窗口的“隐私、肖像”种类。3.3.3的末尾）</w:t>
-            </w:r>
-          </w:p>
-        </w:tc>
-        <w:tc>
-          <w:tcPr>
-            <w:tcW w:type="dxa" w:w="3769"/>
+            <w:tcW w:type="dxa" w:w="4165"/>
+            <w:tcBorders>
+              <w:top w:val="single" w:color="A6B8D0" w:sz="4"/>
+              <w:left w:val="single" w:color="A6B8D0" w:sz="4"/>
+              <w:bottom w:val="single" w:color="A6B8D0" w:sz="4"/>
+              <w:right w:val="single" w:color="A6B8D0" w:sz="4"/>
+            </w:tcBorders>
+            <w:tcMar>
+              <w:top w:type="dxa" w:w="50"/>
+              <w:left w:type="dxa" w:w="90"/>
+              <w:bottom w:type="dxa" w:w="50"/>
+              <w:right w:type="dxa" w:w="90"/>
+            </w:tcMar>
+          </w:tcPr>
+          <w:p>
+            <w:pPr>
+              <w:keepNext/>
+              <w:keepLines/>
+              <w:spacing w:after="0" w:before="0" w:line="280"/>
+            </w:pPr>
+            <w:r>
+              <w:rPr>
+                <w:rFonts w:ascii="Microsoft YaHei" w:eastAsia="Microsoft YaHei" w:hAnsi="Microsoft YaHei"/>
+                <w:b w:val="false"/>
+                <w:bCs w:val="false"/>
+                <w:sz w:val="18"/>
+                <w:szCs w:val="18"/>
+              </w:rPr>
+              <w:t xml:space="preserve">肖像、隐私的申请（各事业者窗口的“隐私、肖像”种类。3.3.4）</w:t>
+            </w:r>
+          </w:p>
+        </w:tc>
+        <w:tc>
+          <w:tcPr>
+            <w:tcW w:type="dxa" w:w="3805"/>
             <w:tcBorders>
               <w:top w:val="single" w:color="A6B8D0" w:sz="4"/>
               <w:left w:val="single" w:color="A6B8D0" w:sz="4"/>
@@ -11284,7 +11420,7 @@
         </w:trPr>
         <w:tc>
           <w:tcPr>
-            <w:tcW w:type="dxa" w:w="1651"/>
+            <w:tcW w:type="dxa" w:w="1668"/>
             <w:tcBorders>
               <w:top w:val="single" w:color="A6B8D0" w:sz="4"/>
               <w:left w:val="single" w:color="A6B8D0" w:sz="4"/>
@@ -11318,7 +11454,7 @@
         </w:tc>
         <w:tc>
           <w:tcPr>
-            <w:tcW w:type="dxa" w:w="4218"/>
+            <w:tcW w:type="dxa" w:w="4165"/>
             <w:tcBorders>
               <w:top w:val="single" w:color="A6B8D0" w:sz="4"/>
               <w:left w:val="single" w:color="A6B8D0" w:sz="4"/>
@@ -11352,7 +11488,7 @@
         </w:tc>
         <w:tc>
           <w:tcPr>
-            <w:tcW w:type="dxa" w:w="3769"/>
+            <w:tcW w:type="dxa" w:w="3805"/>
             <w:tcBorders>
               <w:top w:val="single" w:color="A6B8D0" w:sz="4"/>
               <w:left w:val="single" w:color="A6B8D0" w:sz="4"/>
@@ -11453,7 +11589,103 @@
         <w:rPr>
           <w:rFonts w:ascii="Microsoft YaHei" w:eastAsia="Microsoft YaHei" w:hAnsi="Microsoft YaHei"/>
         </w:rPr>
-        <w:t xml:space="preserve">在参考信息中设置“国家与法律领域”的表（与法务调查一览相同的结构），按国家显示要旨与出处（URL）。</w:t>
+        <w:t xml:space="preserve">在参考信息的</w:t>
+      </w:r>
+      <w:r>
+        <w:rPr>
+          <w:rFonts w:ascii="Consolas" w:eastAsia="Microsoft YaHei" w:hAnsi="Consolas"/>
+        </w:rPr>
+        <w:t xml:space="preserve">laws.json</w:t>
+      </w:r>
+      <w:r>
+        <w:rPr>
+          <w:rFonts w:ascii="Microsoft YaHei" w:eastAsia="Microsoft YaHei" w:hAnsi="Microsoft YaHei"/>
+        </w:rPr>
+        <w:t xml:space="preserve">中设置“国家与法律领域”的表（与法务调查一览相同的结构。一行为</w:t>
+      </w:r>
+      <w:r>
+        <w:rPr>
+          <w:rFonts w:ascii="Consolas" w:eastAsia="Microsoft YaHei" w:hAnsi="Consolas"/>
+        </w:rPr>
+        <w:t xml:space="preserve">country</w:t>
+      </w:r>
+      <w:r>
+        <w:rPr>
+          <w:rFonts w:ascii="Microsoft YaHei" w:eastAsia="Microsoft YaHei" w:hAnsi="Microsoft YaHei"/>
+        </w:rPr>
+        <w:t xml:space="preserve">、</w:t>
+      </w:r>
+      <w:r>
+        <w:rPr>
+          <w:rFonts w:ascii="Consolas" w:eastAsia="Microsoft YaHei" w:hAnsi="Consolas"/>
+        </w:rPr>
+        <w:t xml:space="preserve">area</w:t>
+      </w:r>
+      <w:r>
+        <w:rPr>
+          <w:rFonts w:ascii="Microsoft YaHei" w:eastAsia="Microsoft YaHei" w:hAnsi="Microsoft YaHei"/>
+        </w:rPr>
+        <w:t xml:space="preserve">、</w:t>
+      </w:r>
+      <w:r>
+        <w:rPr>
+          <w:rFonts w:ascii="Consolas" w:eastAsia="Microsoft YaHei" w:hAnsi="Consolas"/>
+        </w:rPr>
+        <w:t xml:space="preserve">L</w:t>
+      </w:r>
+      <w:r>
+        <w:rPr>
+          <w:rFonts w:ascii="Microsoft YaHei" w:eastAsia="Microsoft YaHei" w:hAnsi="Microsoft YaHei"/>
+        </w:rPr>
+        <w:t xml:space="preserve">（法务调查的编号）、</w:t>
+      </w:r>
+      <w:r>
+        <w:rPr>
+          <w:rFonts w:ascii="Consolas" w:eastAsia="Microsoft YaHei" w:hAnsi="Consolas"/>
+        </w:rPr>
+        <w:t xml:space="preserve">summary</w:t>
+      </w:r>
+      <w:r>
+        <w:rPr>
+          <w:rFonts w:ascii="Microsoft YaHei" w:eastAsia="Microsoft YaHei" w:hAnsi="Microsoft YaHei"/>
+        </w:rPr>
+        <w:t xml:space="preserve">（3种语言）、</w:t>
+      </w:r>
+      <w:r>
+        <w:rPr>
+          <w:rFonts w:ascii="Consolas" w:eastAsia="Microsoft YaHei" w:hAnsi="Consolas"/>
+        </w:rPr>
+        <w:t xml:space="preserve">url</w:t>
+      </w:r>
+      <w:r>
+        <w:rPr>
+          <w:rFonts w:ascii="Microsoft YaHei" w:eastAsia="Microsoft YaHei" w:hAnsi="Microsoft YaHei"/>
+        </w:rPr>
+        <w:t xml:space="preserve">、</w:t>
+      </w:r>
+      <w:r>
+        <w:rPr>
+          <w:rFonts w:ascii="Consolas" w:eastAsia="Microsoft YaHei" w:hAnsi="Consolas"/>
+        </w:rPr>
+        <w:t xml:space="preserve">official</w:t>
+      </w:r>
+      <w:r>
+        <w:rPr>
+          <w:rFonts w:ascii="Microsoft YaHei" w:eastAsia="Microsoft YaHei" w:hAnsi="Microsoft YaHei"/>
+        </w:rPr>
+        <w:t xml:space="preserve">（是否为官方出处）、</w:t>
+      </w:r>
+      <w:r>
+        <w:rPr>
+          <w:rFonts w:ascii="Consolas" w:eastAsia="Microsoft YaHei" w:hAnsi="Consolas"/>
+        </w:rPr>
+        <w:t xml:space="preserve">checked_at</w:t>
+      </w:r>
+      <w:r>
+        <w:rPr>
+          <w:rFonts w:ascii="Microsoft YaHei" w:eastAsia="Microsoft YaHei" w:hAnsi="Microsoft YaHei"/>
+        </w:rPr>
+        <w:t xml:space="preserve">），按国家显示要旨与出处（URL）。</w:t>
       </w:r>
     </w:p>
     <w:p>
@@ -11537,7 +11769,7 @@
         <w:rPr>
           <w:rFonts w:ascii="Microsoft YaHei" w:eastAsia="Microsoft YaHei" w:hAnsi="Microsoft YaHei"/>
         </w:rPr>
-        <w:t xml:space="preserve">当局的窗口：设计计划书11.1把主管信息的当局列为窗口。刑事告诉的咨询处（日本为警察厅“网络事案相关咨询窗口” https://www.npa.go.jp/bureau/cyber/soudan.html ），以及中国著作权的行政窗口（国家版权局“投诉指南” https://www.ncac.gov.cn/bsfw/tszn/ 、“在线举报” https://www.ncac.gov.cn/bsfw/zxjb/ 。在线举报受理侵权盗版违法行为的举报），在各国的参照对象中只放置名称与链接（于2026-09-30确认页面能够打开）。中央网信办的违法和不良信息举报中心（12377.cn）是违法、不良信息一般举报的窗口，不作为著作权侵害的窗口列出。美国在制作参考信息时加入著作权侵害刑事程序的窗口。</w:t>
+        <w:t xml:space="preserve">当局的窗口：设计计划书11.1把主管信息的当局列为窗口。刑事告诉的咨询处（日本为警察厅“网络事案相关咨询窗口” https://www.npa.go.jp/bureau/cyber/soudan.html ），以及中国著作权的行政窗口（国家版权局“投诉指南” https://www.ncac.gov.cn/bsfw/tszn/ 、“在线举报” https://www.ncac.gov.cn/bsfw/zxjb/ 。在线举报受理侵权盗版违法行为的举报），在各国的参照对象中只放置名称与链接（于2026-09-30确认页面能够打开）。中央网信办的违法和不良信息举报中心（12377.cn）是违法、不良信息一般举报的窗口，不作为著作权侵害的窗口列出。美国只放置国家知识产权协调中心（IPR Center）的“Report IP Theft”（ https://www.iprcenter.gov/referral/ 。设有FBI知识产权部门的政府举报窗口）的名称与链接（于2026-10-01确认页面能够打开）。</w:t>
       </w:r>
     </w:p>
     <w:p>
@@ -11934,7 +12166,7 @@
                 <w:sz w:val="18"/>
                 <w:szCs w:val="18"/>
               </w:rPr>
-              <w:t xml:space="preserve">不明的情况：按照D-9-7“服务器的所在按通过调查可以查明处理，无法查明时放弃”，显示对调查后仍无法确定所在的转载放弃应对的意旨（在第13章中作为缺口声明）</w:t>
+              <w:t xml:space="preserve">不明的情况：按照D-9-7“服务器的所在按通过调查可以查明处理，无法查明时放弃”，显示对调查后仍无法确定所在的转载放弃应对的意旨（在第13章 4.1“机制的缺口”中声明）</w:t>
             </w:r>
           </w:p>
         </w:tc>
@@ -12738,6 +12970,222 @@
     <w:p>
       <w:pPr>
         <w:pStyle w:val="ListParagraph"/>
+        <w:keepNext/>
+        <w:keepLines/>
+        <w:numPr>
+          <w:ilvl w:val="0"/>
+          <w:numId w:val="2"/>
+        </w:numPr>
+        <w:spacing w:after="20" w:before="20" w:line="300"/>
+      </w:pPr>
+      <w:r>
+        <w:rPr>
+          <w:rFonts w:ascii="Microsoft YaHei" w:eastAsia="Microsoft YaHei" w:hAnsi="Microsoft YaHei"/>
+        </w:rPr>
+        <w:t xml:space="preserve">第6章 6.1“状况的记录”中程序期限的显示（日本的大规模特定电信服务提供者的7日通知等）依据此表。</w:t>
+      </w:r>
+    </w:p>
+    <w:p>
+      <w:pPr>
+        <w:pStyle w:val="ListParagraph"/>
+        <w:keepNext/>
+        <w:keepLines/>
+        <w:numPr>
+          <w:ilvl w:val="0"/>
+          <w:numId w:val="2"/>
+        </w:numPr>
+        <w:spacing w:after="20" w:before="20" w:line="300"/>
+      </w:pPr>
+      <w:r>
+        <w:rPr>
+          <w:rFonts w:ascii="Microsoft YaHei" w:eastAsia="Microsoft YaHei" w:hAnsi="Microsoft YaHei"/>
+        </w:rPr>
+        <w:t xml:space="preserve">期限的表以参考信息的</w:t>
+      </w:r>
+      <w:r>
+        <w:rPr>
+          <w:rFonts w:ascii="Consolas" w:eastAsia="Microsoft YaHei" w:hAnsi="Consolas"/>
+        </w:rPr>
+        <w:t xml:space="preserve">deadlines.json</w:t>
+      </w:r>
+      <w:r>
+        <w:rPr>
+          <w:rFonts w:ascii="Microsoft YaHei" w:eastAsia="Microsoft YaHei" w:hAnsi="Microsoft YaHei"/>
+        </w:rPr>
+        <w:t xml:space="preserve">（一行为</w:t>
+      </w:r>
+      <w:r>
+        <w:rPr>
+          <w:rFonts w:ascii="Consolas" w:eastAsia="Microsoft YaHei" w:hAnsi="Consolas"/>
+        </w:rPr>
+        <w:t xml:space="preserve">id</w:t>
+      </w:r>
+      <w:r>
+        <w:rPr>
+          <w:rFonts w:ascii="Microsoft YaHei" w:eastAsia="Microsoft YaHei" w:hAnsi="Microsoft YaHei"/>
+        </w:rPr>
+        <w:t xml:space="preserve">、</w:t>
+      </w:r>
+      <w:r>
+        <w:rPr>
+          <w:rFonts w:ascii="Consolas" w:eastAsia="Microsoft YaHei" w:hAnsi="Consolas"/>
+        </w:rPr>
+        <w:t xml:space="preserve">country</w:t>
+      </w:r>
+      <w:r>
+        <w:rPr>
+          <w:rFonts w:ascii="Microsoft YaHei" w:eastAsia="Microsoft YaHei" w:hAnsi="Microsoft YaHei"/>
+        </w:rPr>
+        <w:t xml:space="preserve">、</w:t>
+      </w:r>
+      <w:r>
+        <w:rPr>
+          <w:rFonts w:ascii="Consolas" w:eastAsia="Microsoft YaHei" w:hAnsi="Consolas"/>
+        </w:rPr>
+        <w:t xml:space="preserve">venue_kind</w:t>
+      </w:r>
+      <w:r>
+        <w:rPr>
+          <w:rFonts w:ascii="Microsoft YaHei" w:eastAsia="Microsoft YaHei" w:hAnsi="Microsoft YaHei"/>
+        </w:rPr>
+        <w:t xml:space="preserve">、</w:t>
+      </w:r>
+      <w:r>
+        <w:rPr>
+          <w:rFonts w:ascii="Consolas" w:eastAsia="Microsoft YaHei" w:hAnsi="Consolas"/>
+        </w:rPr>
+        <w:t xml:space="preserve">trigger</w:t>
+      </w:r>
+      <w:r>
+        <w:rPr>
+          <w:rFonts w:ascii="Microsoft YaHei" w:eastAsia="Microsoft YaHei" w:hAnsi="Microsoft YaHei"/>
+        </w:rPr>
+        <w:t xml:space="preserve">（</w:t>
+      </w:r>
+      <w:r>
+        <w:rPr>
+          <w:rFonts w:ascii="Consolas" w:eastAsia="Microsoft YaHei" w:hAnsi="Consolas"/>
+        </w:rPr>
+        <w:t xml:space="preserve">filed</w:t>
+      </w:r>
+      <w:r>
+        <w:rPr>
+          <w:rFonts w:ascii="Microsoft YaHei" w:eastAsia="Microsoft YaHei" w:hAnsi="Microsoft YaHei"/>
+        </w:rPr>
+        <w:t xml:space="preserve">、</w:t>
+      </w:r>
+      <w:r>
+        <w:rPr>
+          <w:rFonts w:ascii="Consolas" w:eastAsia="Microsoft YaHei" w:hAnsi="Consolas"/>
+        </w:rPr>
+        <w:t xml:space="preserve">counter_notice</w:t>
+      </w:r>
+      <w:r>
+        <w:rPr>
+          <w:rFonts w:ascii="Microsoft YaHei" w:eastAsia="Microsoft YaHei" w:hAnsi="Microsoft YaHei"/>
+        </w:rPr>
+        <w:t xml:space="preserve">、</w:t>
+      </w:r>
+      <w:r>
+        <w:rPr>
+          <w:rFonts w:ascii="Consolas" w:eastAsia="Microsoft YaHei" w:hAnsi="Consolas"/>
+        </w:rPr>
+        <w:t xml:space="preserve">response</w:t>
+      </w:r>
+      <w:r>
+        <w:rPr>
+          <w:rFonts w:ascii="Microsoft YaHei" w:eastAsia="Microsoft YaHei" w:hAnsi="Microsoft YaHei"/>
+        </w:rPr>
+        <w:t xml:space="preserve">）、</w:t>
+      </w:r>
+      <w:r>
+        <w:rPr>
+          <w:rFonts w:ascii="Consolas" w:eastAsia="Microsoft YaHei" w:hAnsi="Consolas"/>
+        </w:rPr>
+        <w:t xml:space="preserve">days</w:t>
+      </w:r>
+      <w:r>
+        <w:rPr>
+          <w:rFonts w:ascii="Microsoft YaHei" w:eastAsia="Microsoft YaHei" w:hAnsi="Microsoft YaHei"/>
+        </w:rPr>
+        <w:t xml:space="preserve">、</w:t>
+      </w:r>
+      <w:r>
+        <w:rPr>
+          <w:rFonts w:ascii="Consolas" w:eastAsia="Microsoft YaHei" w:hAnsi="Consolas"/>
+        </w:rPr>
+        <w:t xml:space="preserve">unit</w:t>
+      </w:r>
+      <w:r>
+        <w:rPr>
+          <w:rFonts w:ascii="Microsoft YaHei" w:eastAsia="Microsoft YaHei" w:hAnsi="Microsoft YaHei"/>
+        </w:rPr>
+        <w:t xml:space="preserve">（</w:t>
+      </w:r>
+      <w:r>
+        <w:rPr>
+          <w:rFonts w:ascii="Consolas" w:eastAsia="Microsoft YaHei" w:hAnsi="Consolas"/>
+        </w:rPr>
+        <w:t xml:space="preserve">calendar</w:t>
+      </w:r>
+      <w:r>
+        <w:rPr>
+          <w:rFonts w:ascii="Microsoft YaHei" w:eastAsia="Microsoft YaHei" w:hAnsi="Microsoft YaHei"/>
+        </w:rPr>
+        <w:t xml:space="preserve">、</w:t>
+      </w:r>
+      <w:r>
+        <w:rPr>
+          <w:rFonts w:ascii="Consolas" w:eastAsia="Microsoft YaHei" w:hAnsi="Consolas"/>
+        </w:rPr>
+        <w:t xml:space="preserve">business</w:t>
+      </w:r>
+      <w:r>
+        <w:rPr>
+          <w:rFonts w:ascii="Microsoft YaHei" w:eastAsia="Microsoft YaHei" w:hAnsi="Microsoft YaHei"/>
+        </w:rPr>
+        <w:t xml:space="preserve">）、</w:t>
+      </w:r>
+      <w:r>
+        <w:rPr>
+          <w:rFonts w:ascii="Consolas" w:eastAsia="Microsoft YaHei" w:hAnsi="Consolas"/>
+        </w:rPr>
+        <w:t xml:space="preserve">basis</w:t>
+      </w:r>
+      <w:r>
+        <w:rPr>
+          <w:rFonts w:ascii="Microsoft YaHei" w:eastAsia="Microsoft YaHei" w:hAnsi="Microsoft YaHei"/>
+        </w:rPr>
+        <w:t xml:space="preserve">（法律的依据）、</w:t>
+      </w:r>
+      <w:r>
+        <w:rPr>
+          <w:rFonts w:ascii="Consolas" w:eastAsia="Microsoft YaHei" w:hAnsi="Consolas"/>
+        </w:rPr>
+        <w:t xml:space="preserve">text</w:t>
+      </w:r>
+      <w:r>
+        <w:rPr>
+          <w:rFonts w:ascii="Microsoft YaHei" w:eastAsia="Microsoft YaHei" w:hAnsi="Microsoft YaHei"/>
+        </w:rPr>
+        <w:t xml:space="preserve">（3种语言））分发。工作日的计数方法（美国的10至14个工作日），以参考信息的</w:t>
+      </w:r>
+      <w:r>
+        <w:rPr>
+          <w:rFonts w:ascii="Consolas" w:eastAsia="Microsoft YaHei" w:hAnsi="Consolas"/>
+        </w:rPr>
+        <w:t xml:space="preserve">holidays.json</w:t>
+      </w:r>
+      <w:r>
+        <w:rPr>
+          <w:rFonts w:ascii="Microsoft YaHei" w:eastAsia="Microsoft YaHei" w:hAnsi="Microsoft YaHei"/>
+        </w:rPr>
+        <w:t xml:space="preserve">（各国的节假日。美国为联邦节假日的一览（OPM公布），日本为“国民的节日”，中国为国务院的放假通知。由NRSD每年更新）除去周六日与节假日计数。</w:t>
+      </w:r>
+    </w:p>
+    <w:p>
+      <w:pPr>
+        <w:pStyle w:val="ListParagraph"/>
         <w:keepNext w:val="false"/>
         <w:keepLines/>
         <w:numPr>
@@ -12750,7 +13198,43 @@
         <w:rPr>
           <w:rFonts w:ascii="Microsoft YaHei" w:eastAsia="Microsoft YaHei" w:hAnsi="Microsoft YaHei"/>
         </w:rPr>
-        <w:t xml:space="preserve">第6章 6.1“状况的记录”中程序期限的显示（日本的大规模特定电信服务提供者的7日通知等）依据此表。</w:t>
+        <w:t xml:space="preserve">期限以iCalendar（RFC 5545）的VTODO（DUE＝期限，UID为</w:t>
+      </w:r>
+      <w:r>
+        <w:rPr>
+          <w:rFonts w:ascii="Consolas" w:eastAsia="Microsoft YaHei" w:hAnsi="Consolas"/>
+        </w:rPr>
+        <w:t xml:space="preserve">&lt;案件的编号&gt;-&lt;期限的编号&gt;@c2pa4cosplayer.nrsd.jp</w:t>
+      </w:r>
+      <w:r>
+        <w:rPr>
+          <w:rFonts w:ascii="Microsoft YaHei" w:eastAsia="Microsoft YaHei" w:hAnsi="Microsoft YaHei"/>
+        </w:rPr>
+        <w:t xml:space="preserve">，PRODID为</w:t>
+      </w:r>
+      <w:r>
+        <w:rPr>
+          <w:rFonts w:ascii="Consolas" w:eastAsia="Microsoft YaHei" w:hAnsi="Consolas"/>
+        </w:rPr>
+        <w:t xml:space="preserve">-//NRSD//c2pa4cosplayer &lt;版本&gt;//JA</w:t>
+      </w:r>
+      <w:r>
+        <w:rPr>
+          <w:rFonts w:ascii="Microsoft YaHei" w:eastAsia="Microsoft YaHei" w:hAnsi="Microsoft YaHei"/>
+        </w:rPr>
+        <w:t xml:space="preserve">）与VALARM（TRIGGER相对于DUE为3天前与当天。初始值）持有，可按案件导出为</w:t>
+      </w:r>
+      <w:r>
+        <w:rPr>
+          <w:rFonts w:ascii="Consolas" w:eastAsia="Microsoft YaHei" w:hAnsi="Consolas"/>
+        </w:rPr>
+        <w:t xml:space="preserve">.ics</w:t>
+      </w:r>
+      <w:r>
+        <w:rPr>
+          <w:rFonts w:ascii="Microsoft YaHei" w:eastAsia="Microsoft YaHei" w:hAnsi="Microsoft YaHei"/>
+        </w:rPr>
+        <w:t xml:space="preserve">（进入使用者的日历）。应用自身也在同一VALARM的时刻以G-21“通知”与操作系统的通知（第10章 8）通知，未启动期间的部分在下次启动时显示。在案件的界面上始终显示“距期限〇天”（2026-10-01 NRSD的要求）。</w:t>
       </w:r>
     </w:p>
     <w:p>
@@ -12842,9 +13326,8 @@
         </w:tblBorders>
       </w:tblPr>
       <w:tblGrid>
-        <w:gridCol w:w="1653"/>
-        <w:gridCol w:w="5024"/>
-        <w:gridCol w:w="2961"/>
+        <w:gridCol w:w="5678"/>
+        <w:gridCol w:w="3960"/>
       </w:tblGrid>
       <w:tr>
         <w:trPr>
@@ -12853,7 +13336,7 @@
         </w:trPr>
         <w:tc>
           <w:tcPr>
-            <w:tcW w:type="dxa" w:w="1653"/>
+            <w:tcW w:type="dxa" w:w="5678"/>
             <w:tcBorders>
               <w:top w:val="single" w:color="A6B8D0" w:sz="4"/>
               <w:left w:val="single" w:color="A6B8D0" w:sz="4"/>
@@ -12882,48 +13365,13 @@
                 <w:sz w:val="18"/>
                 <w:szCs w:val="18"/>
               </w:rPr>
-              <w:t xml:space="preserve">要求的编号</w:t>
-            </w:r>
-          </w:p>
-        </w:tc>
-        <w:tc>
-          <w:tcPr>
-            <w:tcW w:type="dxa" w:w="5024"/>
-            <w:tcBorders>
-              <w:top w:val="single" w:color="A6B8D0" w:sz="4"/>
-              <w:left w:val="single" w:color="A6B8D0" w:sz="4"/>
-              <w:bottom w:val="single" w:color="A6B8D0" w:sz="4"/>
-              <w:right w:val="single" w:color="A6B8D0" w:sz="4"/>
-            </w:tcBorders>
-            <w:shd w:fill="DCE6F2" w:color="auto" w:val="clear"/>
-            <w:tcMar>
-              <w:top w:type="dxa" w:w="50"/>
-              <w:left w:type="dxa" w:w="90"/>
-              <w:bottom w:type="dxa" w:w="50"/>
-              <w:right w:type="dxa" w:w="90"/>
-            </w:tcMar>
-          </w:tcPr>
-          <w:p>
-            <w:pPr>
-              <w:keepNext/>
-              <w:keepLines/>
-              <w:spacing w:after="0" w:before="0" w:line="280"/>
-            </w:pPr>
-            <w:r>
-              <w:rPr>
-                <w:rFonts w:ascii="Microsoft YaHei" w:eastAsia="Microsoft YaHei" w:hAnsi="Microsoft YaHei"/>
-                <w:b/>
-                <w:bCs/>
-                <w:sz w:val="18"/>
-                <w:szCs w:val="18"/>
-              </w:rPr>
-              <w:t xml:space="preserve">要求的内容</w:t>
-            </w:r>
-          </w:p>
-        </w:tc>
-        <w:tc>
-          <w:tcPr>
-            <w:tcW w:type="dxa" w:w="2961"/>
+              <w:t xml:space="preserve">要求的编号（文字见概要设计书）</w:t>
+            </w:r>
+          </w:p>
+        </w:tc>
+        <w:tc>
+          <w:tcPr>
+            <w:tcW w:type="dxa" w:w="3960"/>
             <w:tcBorders>
               <w:top w:val="single" w:color="A6B8D0" w:sz="4"/>
               <w:left w:val="single" w:color="A6B8D0" w:sz="4"/>
@@ -12964,7 +13412,7 @@
         </w:trPr>
         <w:tc>
           <w:tcPr>
-            <w:tcW w:type="dxa" w:w="1653"/>
+            <w:tcW w:type="dxa" w:w="5678"/>
             <w:tcBorders>
               <w:top w:val="single" w:color="A6B8D0" w:sz="4"/>
               <w:left w:val="single" w:color="A6B8D0" w:sz="4"/>
@@ -12998,41 +13446,7 @@
         </w:tc>
         <w:tc>
           <w:tcPr>
-            <w:tcW w:type="dxa" w:w="5024"/>
-            <w:tcBorders>
-              <w:top w:val="single" w:color="A6B8D0" w:sz="4"/>
-              <w:left w:val="single" w:color="A6B8D0" w:sz="4"/>
-              <w:bottom w:val="single" w:color="A6B8D0" w:sz="4"/>
-              <w:right w:val="single" w:color="A6B8D0" w:sz="4"/>
-            </w:tcBorders>
-            <w:tcMar>
-              <w:top w:type="dxa" w:w="50"/>
-              <w:left w:type="dxa" w:w="90"/>
-              <w:bottom w:type="dxa" w:w="50"/>
-              <w:right w:type="dxa" w:w="90"/>
-            </w:tcMar>
-          </w:tcPr>
-          <w:p>
-            <w:pPr>
-              <w:keepNext/>
-              <w:keepLines/>
-              <w:spacing w:after="0" w:before="0" w:line="280"/>
-            </w:pPr>
-            <w:r>
-              <w:rPr>
-                <w:rFonts w:ascii="Microsoft YaHei" w:eastAsia="Microsoft YaHei" w:hAnsi="Microsoft YaHei"/>
-                <w:b w:val="false"/>
-                <w:bCs w:val="false"/>
-                <w:sz w:val="18"/>
-                <w:szCs w:val="18"/>
-              </w:rPr>
-              <w:t xml:space="preserve">能知道各发布网站、事业者的窗口</w:t>
-            </w:r>
-          </w:p>
-        </w:tc>
-        <w:tc>
-          <w:tcPr>
-            <w:tcW w:type="dxa" w:w="2961"/>
+            <w:tcW w:type="dxa" w:w="3960"/>
             <w:tcBorders>
               <w:top w:val="single" w:color="A6B8D0" w:sz="4"/>
               <w:left w:val="single" w:color="A6B8D0" w:sz="4"/>
@@ -13072,7 +13486,7 @@
         </w:trPr>
         <w:tc>
           <w:tcPr>
-            <w:tcW w:type="dxa" w:w="1653"/>
+            <w:tcW w:type="dxa" w:w="5678"/>
             <w:tcBorders>
               <w:top w:val="single" w:color="A6B8D0" w:sz="4"/>
               <w:left w:val="single" w:color="A6B8D0" w:sz="4"/>
@@ -13106,41 +13520,7 @@
         </w:tc>
         <w:tc>
           <w:tcPr>
-            <w:tcW w:type="dxa" w:w="5024"/>
-            <w:tcBorders>
-              <w:top w:val="single" w:color="A6B8D0" w:sz="4"/>
-              <w:left w:val="single" w:color="A6B8D0" w:sz="4"/>
-              <w:bottom w:val="single" w:color="A6B8D0" w:sz="4"/>
-              <w:right w:val="single" w:color="A6B8D0" w:sz="4"/>
-            </w:tcBorders>
-            <w:tcMar>
-              <w:top w:type="dxa" w:w="50"/>
-              <w:left w:type="dxa" w:w="90"/>
-              <w:bottom w:type="dxa" w:w="50"/>
-              <w:right w:type="dxa" w:w="90"/>
-            </w:tcMar>
-          </w:tcPr>
-          <w:p>
-            <w:pPr>
-              <w:keepNext/>
-              <w:keepLines/>
-              <w:spacing w:after="0" w:before="0" w:line="280"/>
-            </w:pPr>
-            <w:r>
-              <w:rPr>
-                <w:rFonts w:ascii="Microsoft YaHei" w:eastAsia="Microsoft YaHei" w:hAnsi="Microsoft YaHei"/>
-                <w:b w:val="false"/>
-                <w:bCs w:val="false"/>
-                <w:sz w:val="18"/>
-                <w:szCs w:val="18"/>
-              </w:rPr>
-              <w:t xml:space="preserve">能跟进窗口的变化（参考信息的分发。1-3）</w:t>
-            </w:r>
-          </w:p>
-        </w:tc>
-        <w:tc>
-          <w:tcPr>
-            <w:tcW w:type="dxa" w:w="2961"/>
+            <w:tcW w:type="dxa" w:w="3960"/>
             <w:tcBorders>
               <w:top w:val="single" w:color="A6B8D0" w:sz="4"/>
               <w:left w:val="single" w:color="A6B8D0" w:sz="4"/>
@@ -13180,7 +13560,7 @@
         </w:trPr>
         <w:tc>
           <w:tcPr>
-            <w:tcW w:type="dxa" w:w="1653"/>
+            <w:tcW w:type="dxa" w:w="5678"/>
             <w:tcBorders>
               <w:top w:val="single" w:color="A6B8D0" w:sz="4"/>
               <w:left w:val="single" w:color="A6B8D0" w:sz="4"/>
@@ -13214,41 +13594,7 @@
         </w:tc>
         <w:tc>
           <w:tcPr>
-            <w:tcW w:type="dxa" w:w="5024"/>
-            <w:tcBorders>
-              <w:top w:val="single" w:color="A6B8D0" w:sz="4"/>
-              <w:left w:val="single" w:color="A6B8D0" w:sz="4"/>
-              <w:bottom w:val="single" w:color="A6B8D0" w:sz="4"/>
-              <w:right w:val="single" w:color="A6B8D0" w:sz="4"/>
-            </w:tcBorders>
-            <w:tcMar>
-              <w:top w:type="dxa" w:w="50"/>
-              <w:left w:type="dxa" w:w="90"/>
-              <w:bottom w:type="dxa" w:w="50"/>
-              <w:right w:type="dxa" w:w="90"/>
-            </w:tcMar>
-          </w:tcPr>
-          <w:p>
-            <w:pPr>
-              <w:keepNext/>
-              <w:keepLines/>
-              <w:spacing w:after="0" w:before="0" w:line="280"/>
-            </w:pPr>
-            <w:r>
-              <w:rPr>
-                <w:rFonts w:ascii="Microsoft YaHei" w:eastAsia="Microsoft YaHei" w:hAnsi="Microsoft YaHei"/>
-                <w:b w:val="false"/>
-                <w:bCs w:val="false"/>
-                <w:sz w:val="18"/>
-                <w:szCs w:val="18"/>
-              </w:rPr>
-              <w:t xml:space="preserve">能按国家与语言显示</w:t>
-            </w:r>
-          </w:p>
-        </w:tc>
-        <w:tc>
-          <w:tcPr>
-            <w:tcW w:type="dxa" w:w="2961"/>
+            <w:tcW w:type="dxa" w:w="3960"/>
             <w:tcBorders>
               <w:top w:val="single" w:color="A6B8D0" w:sz="4"/>
               <w:left w:val="single" w:color="A6B8D0" w:sz="4"/>
@@ -13288,7 +13634,7 @@
         </w:trPr>
         <w:tc>
           <w:tcPr>
-            <w:tcW w:type="dxa" w:w="1653"/>
+            <w:tcW w:type="dxa" w:w="5678"/>
             <w:tcBorders>
               <w:top w:val="single" w:color="A6B8D0" w:sz="4"/>
               <w:left w:val="single" w:color="A6B8D0" w:sz="4"/>
@@ -13322,41 +13668,7 @@
         </w:tc>
         <w:tc>
           <w:tcPr>
-            <w:tcW w:type="dxa" w:w="5024"/>
-            <w:tcBorders>
-              <w:top w:val="single" w:color="A6B8D0" w:sz="4"/>
-              <w:left w:val="single" w:color="A6B8D0" w:sz="4"/>
-              <w:bottom w:val="single" w:color="A6B8D0" w:sz="4"/>
-              <w:right w:val="single" w:color="A6B8D0" w:sz="4"/>
-            </w:tcBorders>
-            <w:tcMar>
-              <w:top w:type="dxa" w:w="50"/>
-              <w:left w:type="dxa" w:w="90"/>
-              <w:bottom w:type="dxa" w:w="50"/>
-              <w:right w:type="dxa" w:w="90"/>
-            </w:tcMar>
-          </w:tcPr>
-          <w:p>
-            <w:pPr>
-              <w:keepNext/>
-              <w:keepLines/>
-              <w:spacing w:after="0" w:before="0" w:line="280"/>
-            </w:pPr>
-            <w:r>
-              <w:rPr>
-                <w:rFonts w:ascii="Microsoft YaHei" w:eastAsia="Microsoft YaHei" w:hAnsi="Microsoft YaHei"/>
-                <w:b w:val="false"/>
-                <w:bCs w:val="false"/>
-                <w:sz w:val="18"/>
-                <w:szCs w:val="18"/>
-              </w:rPr>
-              <w:t xml:space="preserve">使用者能事先知道在申诉中自己的个人信息可能被交给对方</w:t>
-            </w:r>
-          </w:p>
-        </w:tc>
-        <w:tc>
-          <w:tcPr>
-            <w:tcW w:type="dxa" w:w="2961"/>
+            <w:tcW w:type="dxa" w:w="3960"/>
             <w:tcBorders>
               <w:top w:val="single" w:color="A6B8D0" w:sz="4"/>
               <w:left w:val="single" w:color="A6B8D0" w:sz="4"/>
@@ -13396,7 +13708,7 @@
         </w:trPr>
         <w:tc>
           <w:tcPr>
-            <w:tcW w:type="dxa" w:w="1653"/>
+            <w:tcW w:type="dxa" w:w="5678"/>
             <w:tcBorders>
               <w:top w:val="single" w:color="A6B8D0" w:sz="4"/>
               <w:left w:val="single" w:color="A6B8D0" w:sz="4"/>
@@ -13430,41 +13742,7 @@
         </w:tc>
         <w:tc>
           <w:tcPr>
-            <w:tcW w:type="dxa" w:w="5024"/>
-            <w:tcBorders>
-              <w:top w:val="single" w:color="A6B8D0" w:sz="4"/>
-              <w:left w:val="single" w:color="A6B8D0" w:sz="4"/>
-              <w:bottom w:val="single" w:color="A6B8D0" w:sz="4"/>
-              <w:right w:val="single" w:color="A6B8D0" w:sz="4"/>
-            </w:tcBorders>
-            <w:tcMar>
-              <w:top w:type="dxa" w:w="50"/>
-              <w:left w:type="dxa" w:w="90"/>
-              <w:bottom w:type="dxa" w:w="50"/>
-              <w:right w:type="dxa" w:w="90"/>
-            </w:tcMar>
-          </w:tcPr>
-          <w:p>
-            <w:pPr>
-              <w:keepNext/>
-              <w:keepLines/>
-              <w:spacing w:after="0" w:before="0" w:line="280"/>
-            </w:pPr>
-            <w:r>
-              <w:rPr>
-                <w:rFonts w:ascii="Microsoft YaHei" w:eastAsia="Microsoft YaHei" w:hAnsi="Microsoft YaHei"/>
-                <w:b w:val="false"/>
-                <w:bCs w:val="false"/>
-                <w:sz w:val="18"/>
-                <w:szCs w:val="18"/>
-              </w:rPr>
-              <w:t xml:space="preserve">把各国法律的参照对象在“全部”的框架中积累，能送达使用者</w:t>
-            </w:r>
-          </w:p>
-        </w:tc>
-        <w:tc>
-          <w:tcPr>
-            <w:tcW w:type="dxa" w:w="2961"/>
+            <w:tcW w:type="dxa" w:w="3960"/>
             <w:tcBorders>
               <w:top w:val="single" w:color="A6B8D0" w:sz="4"/>
               <w:left w:val="single" w:color="A6B8D0" w:sz="4"/>
@@ -13504,7 +13782,7 @@
         </w:trPr>
         <w:tc>
           <w:tcPr>
-            <w:tcW w:type="dxa" w:w="1653"/>
+            <w:tcW w:type="dxa" w:w="5678"/>
             <w:tcBorders>
               <w:top w:val="single" w:color="A6B8D0" w:sz="4"/>
               <w:left w:val="single" w:color="A6B8D0" w:sz="4"/>
@@ -13538,41 +13816,7 @@
         </w:tc>
         <w:tc>
           <w:tcPr>
-            <w:tcW w:type="dxa" w:w="5024"/>
-            <w:tcBorders>
-              <w:top w:val="single" w:color="A6B8D0" w:sz="4"/>
-              <w:left w:val="single" w:color="A6B8D0" w:sz="4"/>
-              <w:bottom w:val="single" w:color="A6B8D0" w:sz="4"/>
-              <w:right w:val="single" w:color="A6B8D0" w:sz="4"/>
-            </w:tcBorders>
-            <w:tcMar>
-              <w:top w:type="dxa" w:w="50"/>
-              <w:left w:type="dxa" w:w="90"/>
-              <w:bottom w:type="dxa" w:w="50"/>
-              <w:right w:type="dxa" w:w="90"/>
-            </w:tcMar>
-          </w:tcPr>
-          <w:p>
-            <w:pPr>
-              <w:keepNext/>
-              <w:keepLines/>
-              <w:spacing w:after="0" w:before="0" w:line="280"/>
-            </w:pPr>
-            <w:r>
-              <w:rPr>
-                <w:rFonts w:ascii="Microsoft YaHei" w:eastAsia="Microsoft YaHei" w:hAnsi="Microsoft YaHei"/>
-                <w:b w:val="false"/>
-                <w:bCs w:val="false"/>
-                <w:sz w:val="18"/>
-                <w:szCs w:val="18"/>
-              </w:rPr>
-              <w:t xml:space="preserve">能显示步骤</w:t>
-            </w:r>
-          </w:p>
-        </w:tc>
-        <w:tc>
-          <w:tcPr>
-            <w:tcW w:type="dxa" w:w="2961"/>
+            <w:tcW w:type="dxa" w:w="3960"/>
             <w:tcBorders>
               <w:top w:val="single" w:color="A6B8D0" w:sz="4"/>
               <w:left w:val="single" w:color="A6B8D0" w:sz="4"/>
@@ -13612,7 +13856,7 @@
         </w:trPr>
         <w:tc>
           <w:tcPr>
-            <w:tcW w:type="dxa" w:w="1653"/>
+            <w:tcW w:type="dxa" w:w="5678"/>
             <w:tcBorders>
               <w:top w:val="single" w:color="A6B8D0" w:sz="4"/>
               <w:left w:val="single" w:color="A6B8D0" w:sz="4"/>
@@ -13646,41 +13890,7 @@
         </w:tc>
         <w:tc>
           <w:tcPr>
-            <w:tcW w:type="dxa" w:w="5024"/>
-            <w:tcBorders>
-              <w:top w:val="single" w:color="A6B8D0" w:sz="4"/>
-              <w:left w:val="single" w:color="A6B8D0" w:sz="4"/>
-              <w:bottom w:val="single" w:color="A6B8D0" w:sz="4"/>
-              <w:right w:val="single" w:color="A6B8D0" w:sz="4"/>
-            </w:tcBorders>
-            <w:tcMar>
-              <w:top w:type="dxa" w:w="50"/>
-              <w:left w:type="dxa" w:w="90"/>
-              <w:bottom w:type="dxa" w:w="50"/>
-              <w:right w:type="dxa" w:w="90"/>
-            </w:tcMar>
-          </w:tcPr>
-          <w:p>
-            <w:pPr>
-              <w:keepNext/>
-              <w:keepLines/>
-              <w:spacing w:after="0" w:before="0" w:line="280"/>
-            </w:pPr>
-            <w:r>
-              <w:rPr>
-                <w:rFonts w:ascii="Microsoft YaHei" w:eastAsia="Microsoft YaHei" w:hAnsi="Microsoft YaHei"/>
-                <w:b w:val="false"/>
-                <w:bCs w:val="false"/>
-                <w:sz w:val="18"/>
-                <w:szCs w:val="18"/>
-              </w:rPr>
-              <w:t xml:space="preserve">已显示调查后仍无法确定所在时放弃应对（在第13章中作为缺口声明）</w:t>
-            </w:r>
-          </w:p>
-        </w:tc>
-        <w:tc>
-          <w:tcPr>
-            <w:tcW w:type="dxa" w:w="2961"/>
+            <w:tcW w:type="dxa" w:w="3960"/>
             <w:tcBorders>
               <w:top w:val="single" w:color="A6B8D0" w:sz="4"/>
               <w:left w:val="single" w:color="A6B8D0" w:sz="4"/>
@@ -13720,7 +13930,7 @@
         </w:trPr>
         <w:tc>
           <w:tcPr>
-            <w:tcW w:type="dxa" w:w="1653"/>
+            <w:tcW w:type="dxa" w:w="5678"/>
             <w:tcBorders>
               <w:top w:val="single" w:color="A6B8D0" w:sz="4"/>
               <w:left w:val="single" w:color="A6B8D0" w:sz="4"/>
@@ -13754,41 +13964,7 @@
         </w:tc>
         <w:tc>
           <w:tcPr>
-            <w:tcW w:type="dxa" w:w="5024"/>
-            <w:tcBorders>
-              <w:top w:val="single" w:color="A6B8D0" w:sz="4"/>
-              <w:left w:val="single" w:color="A6B8D0" w:sz="4"/>
-              <w:bottom w:val="single" w:color="A6B8D0" w:sz="4"/>
-              <w:right w:val="single" w:color="A6B8D0" w:sz="4"/>
-            </w:tcBorders>
-            <w:tcMar>
-              <w:top w:type="dxa" w:w="50"/>
-              <w:left w:type="dxa" w:w="90"/>
-              <w:bottom w:type="dxa" w:w="50"/>
-              <w:right w:type="dxa" w:w="90"/>
-            </w:tcMar>
-          </w:tcPr>
-          <w:p>
-            <w:pPr>
-              <w:keepNext/>
-              <w:keepLines/>
-              <w:spacing w:after="0" w:before="0" w:line="280"/>
-            </w:pPr>
-            <w:r>
-              <w:rPr>
-                <w:rFonts w:ascii="Microsoft YaHei" w:eastAsia="Microsoft YaHei" w:hAnsi="Microsoft YaHei"/>
-                <w:b w:val="false"/>
-                <w:bCs w:val="false"/>
-                <w:sz w:val="18"/>
-                <w:szCs w:val="18"/>
-              </w:rPr>
-              <w:t xml:space="preserve">能了解附上证据包与许可范围、随附文件进行申诉的流程</w:t>
-            </w:r>
-          </w:p>
-        </w:tc>
-        <w:tc>
-          <w:tcPr>
-            <w:tcW w:type="dxa" w:w="2961"/>
+            <w:tcW w:type="dxa" w:w="3960"/>
             <w:tcBorders>
               <w:top w:val="single" w:color="A6B8D0" w:sz="4"/>
               <w:left w:val="single" w:color="A6B8D0" w:sz="4"/>
@@ -13828,7 +14004,7 @@
         </w:trPr>
         <w:tc>
           <w:tcPr>
-            <w:tcW w:type="dxa" w:w="1653"/>
+            <w:tcW w:type="dxa" w:w="5678"/>
             <w:tcBorders>
               <w:top w:val="single" w:color="A6B8D0" w:sz="4"/>
               <w:left w:val="single" w:color="A6B8D0" w:sz="4"/>
@@ -13862,41 +14038,7 @@
         </w:tc>
         <w:tc>
           <w:tcPr>
-            <w:tcW w:type="dxa" w:w="5024"/>
-            <w:tcBorders>
-              <w:top w:val="single" w:color="A6B8D0" w:sz="4"/>
-              <w:left w:val="single" w:color="A6B8D0" w:sz="4"/>
-              <w:bottom w:val="single" w:color="A6B8D0" w:sz="4"/>
-              <w:right w:val="single" w:color="A6B8D0" w:sz="4"/>
-            </w:tcBorders>
-            <w:tcMar>
-              <w:top w:type="dxa" w:w="50"/>
-              <w:left w:type="dxa" w:w="90"/>
-              <w:bottom w:type="dxa" w:w="50"/>
-              <w:right w:type="dxa" w:w="90"/>
-            </w:tcMar>
-          </w:tcPr>
-          <w:p>
-            <w:pPr>
-              <w:keepNext/>
-              <w:keepLines/>
-              <w:spacing w:after="0" w:before="0" w:line="280"/>
-            </w:pPr>
-            <w:r>
-              <w:rPr>
-                <w:rFonts w:ascii="Microsoft YaHei" w:eastAsia="Microsoft YaHei" w:hAnsi="Microsoft YaHei"/>
-                <w:b w:val="false"/>
-                <w:bCs w:val="false"/>
-                <w:sz w:val="18"/>
-                <w:szCs w:val="18"/>
-              </w:rPr>
-              <w:t xml:space="preserve">已显示共同的应对、优先处理商业利用的思路</w:t>
-            </w:r>
-          </w:p>
-        </w:tc>
-        <w:tc>
-          <w:tcPr>
-            <w:tcW w:type="dxa" w:w="2961"/>
+            <w:tcW w:type="dxa" w:w="3960"/>
             <w:tcBorders>
               <w:top w:val="single" w:color="A6B8D0" w:sz="4"/>
               <w:left w:val="single" w:color="A6B8D0" w:sz="4"/>
@@ -13936,7 +14078,7 @@
         </w:trPr>
         <w:tc>
           <w:tcPr>
-            <w:tcW w:type="dxa" w:w="1653"/>
+            <w:tcW w:type="dxa" w:w="5678"/>
             <w:tcBorders>
               <w:top w:val="single" w:color="A6B8D0" w:sz="4"/>
               <w:left w:val="single" w:color="A6B8D0" w:sz="4"/>
@@ -13970,41 +14112,7 @@
         </w:tc>
         <w:tc>
           <w:tcPr>
-            <w:tcW w:type="dxa" w:w="5024"/>
-            <w:tcBorders>
-              <w:top w:val="single" w:color="A6B8D0" w:sz="4"/>
-              <w:left w:val="single" w:color="A6B8D0" w:sz="4"/>
-              <w:bottom w:val="single" w:color="A6B8D0" w:sz="4"/>
-              <w:right w:val="single" w:color="A6B8D0" w:sz="4"/>
-            </w:tcBorders>
-            <w:tcMar>
-              <w:top w:type="dxa" w:w="50"/>
-              <w:left w:type="dxa" w:w="90"/>
-              <w:bottom w:type="dxa" w:w="50"/>
-              <w:right w:type="dxa" w:w="90"/>
-            </w:tcMar>
-          </w:tcPr>
-          <w:p>
-            <w:pPr>
-              <w:keepNext w:val="false"/>
-              <w:keepLines/>
-              <w:spacing w:after="0" w:before="0" w:line="280"/>
-            </w:pPr>
-            <w:r>
-              <w:rPr>
-                <w:rFonts w:ascii="Microsoft YaHei" w:eastAsia="Microsoft YaHei" w:hAnsi="Microsoft YaHei"/>
-                <w:b w:val="false"/>
-                <w:bCs w:val="false"/>
-                <w:sz w:val="18"/>
-                <w:szCs w:val="18"/>
-              </w:rPr>
-              <w:t xml:space="preserve">已明示不是法律建议以及信息的出处</w:t>
-            </w:r>
-          </w:p>
-        </w:tc>
-        <w:tc>
-          <w:tcPr>
-            <w:tcW w:type="dxa" w:w="2961"/>
+            <w:tcW w:type="dxa" w:w="3960"/>
             <w:tcBorders>
               <w:top w:val="single" w:color="A6B8D0" w:sz="4"/>
               <w:left w:val="single" w:color="A6B8D0" w:sz="4"/>
@@ -14052,78 +14160,6 @@
           <w:rFonts w:ascii="Microsoft YaHei" w:eastAsia="Microsoft YaHei" w:hAnsi="Microsoft YaHei"/>
         </w:rPr>
         <w:t xml:space="preserve">9. 本章声明的缺口</w:t>
-      </w:r>
-    </w:p>
-    <w:p>
-      <w:pPr>
-        <w:pStyle w:val="ListParagraph"/>
-        <w:keepNext/>
-        <w:keepLines/>
-        <w:numPr>
-          <w:ilvl w:val="0"/>
-          <w:numId w:val="2"/>
-        </w:numPr>
-        <w:spacing w:after="20" w:before="20" w:line="300"/>
-      </w:pPr>
-      <w:r>
-        <w:rPr>
-          <w:rFonts w:ascii="Microsoft YaHei" w:eastAsia="Microsoft YaHei" w:hAnsi="Microsoft YaHei"/>
-        </w:rPr>
-        <w:t xml:space="preserve">对所在不明的转载不予应对（D-9-7“服务器的所在按通过调查可以查明处理，无法查明时放弃”）。</w:t>
-      </w:r>
-    </w:p>
-    <w:p>
-      <w:pPr>
-        <w:pStyle w:val="ListParagraph"/>
-        <w:keepNext/>
-        <w:keepLines/>
-        <w:numPr>
-          <w:ilvl w:val="0"/>
-          <w:numId w:val="2"/>
-        </w:numPr>
-        <w:spacing w:after="20" w:before="20" w:line="300"/>
-      </w:pPr>
-      <w:r>
-        <w:rPr>
-          <w:rFonts w:ascii="Microsoft YaHei" w:eastAsia="Microsoft YaHei" w:hAnsi="Microsoft YaHei"/>
-        </w:rPr>
-        <w:t xml:space="preserve">申诉需要使用者的姓名、联系方式，可能会被交给对方。本系统无法防止这一点（委托代理人由使用者判断）。</w:t>
-      </w:r>
-    </w:p>
-    <w:p>
-      <w:pPr>
-        <w:pStyle w:val="ListParagraph"/>
-        <w:keepNext/>
-        <w:keepLines/>
-        <w:numPr>
-          <w:ilvl w:val="0"/>
-          <w:numId w:val="2"/>
-        </w:numPr>
-        <w:spacing w:after="20" w:before="20" w:line="300"/>
-      </w:pPr>
-      <w:r>
-        <w:rPr>
-          <w:rFonts w:ascii="Microsoft YaHei" w:eastAsia="Microsoft YaHei" w:hAnsi="Microsoft YaHei"/>
-        </w:rPr>
-        <w:t xml:space="preserve">窗口的信息为每季度确认，因此从变更到反映可能存在延迟。</w:t>
-      </w:r>
-    </w:p>
-    <w:p>
-      <w:pPr>
-        <w:pStyle w:val="ListParagraph"/>
-        <w:keepNext/>
-        <w:keepLines/>
-        <w:numPr>
-          <w:ilvl w:val="0"/>
-          <w:numId w:val="2"/>
-        </w:numPr>
-        <w:spacing w:after="20" w:before="20" w:line="300"/>
-      </w:pPr>
-      <w:r>
-        <w:rPr>
-          <w:rFonts w:ascii="Microsoft YaHei" w:eastAsia="Microsoft YaHei" w:hAnsi="Microsoft YaHei"/>
-        </w:rPr>
-        <w:t xml:space="preserve">即使确认了比对的线索，也无法防止使用者错误地对他人的照片进行申诉。本系统仅限于显示责任并要求确认（3.2.1）。</w:t>
       </w:r>
     </w:p>
     <w:p>
@@ -14141,7 +14177,7 @@
         <w:rPr>
           <w:rFonts w:ascii="Microsoft YaHei" w:eastAsia="Microsoft YaHei" w:hAnsi="Microsoft YaHei"/>
         </w:rPr>
-        <w:t xml:space="preserve">不属于非律师从事法律业务的判断，是NRSD依据法务省指南的解释，需要专家的确认（L-10“法律事务的处理（非律师执业）（日）”）。</w:t>
+        <w:t xml:space="preserve">本章的缺口依第13章 4.1“机制的缺口”的表（章的栏为本章的行。附为何无法堵上、尽力的范围、剩余的风险、承担者）（本章不转载）。</w:t>
       </w:r>
     </w:p>
     <w:p>
